--- a/Documentation/Vaari-Project-Report.docx
+++ b/Documentation/Vaari-Project-Report.docx
@@ -238,11 +238,6 @@
     <w:p>
       <w:pPr>
         <w:spacing w:line="360" w:lineRule="auto"/>
-      </w:pPr>
-    </w:p>
-    <w:p>
-      <w:pPr>
-        <w:spacing w:line="360" w:lineRule="auto"/>
         <w:jc w:val="center"/>
       </w:pPr>
       <w:r>
@@ -250,8 +245,14 @@
           <w:b/>
           <w:sz w:val="28"/>
         </w:rPr>
+        <w:lastRenderedPageBreak/>
         <w:t>DECLARATION</w:t>
       </w:r>
+    </w:p>
+    <w:p>
+      <w:pPr>
+        <w:spacing w:after="120"/>
+      </w:pPr>
     </w:p>
     <w:p>
       <w:pPr>
@@ -262,15 +263,108 @@
         <w:rPr>
           <w:i/>
         </w:rPr>
-        <w:t>We hereby declare that the work presented in the project entitled "Vaari – Crop Water Footprint Information App" in partial fulfillment of the degree of Bachelor of Technology in Computer Science and Engineering is an authentic record of our work carried out under the supervision and guidance of [Guide Name], Assistant Professor, Department of Computer Science Engineering. The matter embodied in this project has not been submitted for the award of any other degree.</w:t>
-      </w:r>
-    </w:p>
-    <w:p>
-      <w:pPr>
-        <w:spacing w:line="360" w:lineRule="auto"/>
-      </w:pPr>
-      <w:r>
-        <w:br w:type="page"/>
+        <w:t>We hereby declare that the work presented in the project entitled "</w:t>
+      </w:r>
+      <w:proofErr w:type="spellStart"/>
+      <w:r>
+        <w:rPr>
+          <w:i/>
+        </w:rPr>
+        <w:t>Vaari</w:t>
+      </w:r>
+      <w:proofErr w:type="spellEnd"/>
+      <w:r>
+        <w:rPr>
+          <w:i/>
+        </w:rPr>
+        <w:t xml:space="preserve"> – Crop Water Footprint Information App" in partial fulfillment of the degree of Bachelor of Technology in Computer Science and Engineering is an authentic record of our work carried out under the supervision and guidance of [Guide Name], Assistant Professor, Department of Computer Science Engineering, Shri Vaishnav Institute of Information Technology, Shri Vaishnav Vidyapeeth Vishwavidyalaya, Indore. The matter embodied in this project has not been submitted for the award of any other degree or diploma to any other university or institute.</w:t>
+      </w:r>
+    </w:p>
+    <w:p>
+      <w:pPr>
+        <w:spacing w:after="120"/>
+      </w:pPr>
+    </w:p>
+    <w:p>
+      <w:pPr>
+        <w:spacing w:line="360" w:lineRule="auto"/>
+        <w:jc w:val="both"/>
+      </w:pPr>
+      <w:r>
+        <w:rPr>
+          <w:i/>
+        </w:rPr>
+        <w:t>We further declare that all information gathered and presented in this report is to the best of our knowledge and belief. All sources of information, data, and references used have been duly acknowledged. Any resemblance to other projects or published work is purely coincidental and unintentional.</w:t>
+      </w:r>
+    </w:p>
+    <w:p>
+      <w:pPr>
+        <w:spacing w:after="120"/>
+      </w:pPr>
+    </w:p>
+    <w:p>
+      <w:pPr>
+        <w:spacing w:line="360" w:lineRule="auto"/>
+        <w:jc w:val="both"/>
+      </w:pPr>
+      <w:r>
+        <w:rPr>
+          <w:i/>
+        </w:rPr>
+        <w:t>This project was completed during the academic year January to June 2026 and has been developed independently by our team under the guidance of our project mentor. Every module, diagram, and document presented in this report is an original contribution of our team.</w:t>
+      </w:r>
+    </w:p>
+    <w:p>
+      <w:pPr>
+        <w:spacing w:after="120"/>
+      </w:pPr>
+    </w:p>
+    <w:p>
+      <w:pPr>
+        <w:spacing w:line="360" w:lineRule="auto"/>
+      </w:pPr>
+      <w:r>
+        <w:t>Date: _______________________</w:t>
+      </w:r>
+    </w:p>
+    <w:p>
+      <w:pPr>
+        <w:spacing w:before="360" w:line="360" w:lineRule="auto"/>
+      </w:pPr>
+      <w:r>
+        <w:t>Student 1 Name &amp; Signature: _________________________________</w:t>
+      </w:r>
+    </w:p>
+    <w:p>
+      <w:pPr>
+        <w:spacing w:before="360" w:line="360" w:lineRule="auto"/>
+      </w:pPr>
+      <w:r>
+        <w:t>Student 2 Name &amp; Signature: _________________________________</w:t>
+      </w:r>
+    </w:p>
+    <w:p>
+      <w:pPr>
+        <w:spacing w:before="360" w:line="360" w:lineRule="auto"/>
+      </w:pPr>
+      <w:r>
+        <w:t>Student 3 Name &amp; Signature: _________________________________</w:t>
+      </w:r>
+    </w:p>
+    <w:p>
+      <w:pPr>
+        <w:spacing w:before="360" w:line="360" w:lineRule="auto"/>
+      </w:pPr>
+      <w:r>
+        <w:t>Guide Name &amp; Signature: _________________________________</w:t>
+      </w:r>
+    </w:p>
+    <w:p>
+      <w:pPr>
+        <w:spacing w:before="360" w:line="360" w:lineRule="auto"/>
+      </w:pPr>
+      <w:r>
+        <w:t>Mentor Name &amp; Signature: _________________________________</w:t>
       </w:r>
     </w:p>
     <w:p>
@@ -289,6 +383,11 @@
     </w:p>
     <w:p>
       <w:pPr>
+        <w:spacing w:after="120"/>
+      </w:pPr>
+    </w:p>
+    <w:p>
+      <w:pPr>
         <w:spacing w:line="360" w:lineRule="auto"/>
         <w:jc w:val="both"/>
       </w:pPr>
@@ -296,15 +395,184 @@
         <w:rPr>
           <w:i/>
         </w:rPr>
-        <w:t>The following team has done appropriate work related to "Vaari – Crop Water Footprint Information App" in partial fulfillment for the award of Bachelor of Technology in Computer Science and Engineering of Shri Vaishnav Institute of Information Technology and is being submitted to Shri Vaishnav Vidyapeeth Vishwavidyalaya, Indore.</w:t>
-      </w:r>
-    </w:p>
-    <w:p>
-      <w:pPr>
-        <w:spacing w:line="360" w:lineRule="auto"/>
-      </w:pPr>
-      <w:r>
-        <w:br w:type="page"/>
+        <w:t>The following team has done appropriate work related to "</w:t>
+      </w:r>
+      <w:proofErr w:type="spellStart"/>
+      <w:r>
+        <w:rPr>
+          <w:i/>
+        </w:rPr>
+        <w:t>Vaari</w:t>
+      </w:r>
+      <w:proofErr w:type="spellEnd"/>
+      <w:r>
+        <w:rPr>
+          <w:i/>
+        </w:rPr>
+        <w:t xml:space="preserve"> – Crop Water Footprint Information App" in partial fulfillment for the award of Bachelor of Technology in Computer Science and Engineering of Shri Vaishnav Institute of Information Technology and is being submitted to Shri Vaishnav Vidyapeeth Vishwavidyalaya, Indore.</w:t>
+      </w:r>
+    </w:p>
+    <w:p>
+      <w:pPr>
+        <w:spacing w:after="120"/>
+      </w:pPr>
+    </w:p>
+    <w:p>
+      <w:pPr>
+        <w:spacing w:line="360" w:lineRule="auto"/>
+        <w:jc w:val="both"/>
+      </w:pPr>
+      <w:r>
+        <w:rPr>
+          <w:i/>
+        </w:rPr>
+        <w:t>The project work has been reviewed and found to be satisfactory in terms of scope, quality of work, and relevance to the defined problem statement. The project addresses a real-world challenge related to water footprint awareness in agriculture and demonstrates a systematic approach in software design, development, and testing.</w:t>
+      </w:r>
+    </w:p>
+    <w:p>
+      <w:pPr>
+        <w:spacing w:line="360" w:lineRule="auto"/>
+      </w:pPr>
+      <w:r>
+        <w:t xml:space="preserve">Project Title: </w:t>
+      </w:r>
+      <w:proofErr w:type="spellStart"/>
+      <w:r>
+        <w:t>Vaari</w:t>
+      </w:r>
+      <w:proofErr w:type="spellEnd"/>
+      <w:r>
+        <w:t xml:space="preserve"> – Crop Water Footprint Information App</w:t>
+      </w:r>
+    </w:p>
+    <w:p>
+      <w:pPr>
+        <w:spacing w:line="360" w:lineRule="auto"/>
+      </w:pPr>
+      <w:r>
+        <w:t>Academic Year: January – June 2026</w:t>
+      </w:r>
+    </w:p>
+    <w:p>
+      <w:pPr>
+        <w:spacing w:line="360" w:lineRule="auto"/>
+      </w:pPr>
+      <w:r>
+        <w:t>Department: Computer Science Engineering</w:t>
+      </w:r>
+    </w:p>
+    <w:p>
+      <w:pPr>
+        <w:spacing w:after="120"/>
+      </w:pPr>
+    </w:p>
+    <w:p>
+      <w:pPr>
+        <w:spacing w:line="360" w:lineRule="auto"/>
+        <w:jc w:val="both"/>
+      </w:pPr>
+      <w:r>
+        <w:rPr>
+          <w:i/>
+        </w:rPr>
+        <w:t xml:space="preserve">This project approval sheet is being submitted as a part of the minor project report for BTech (Computer Science and Engineering) </w:t>
+      </w:r>
+      <w:proofErr w:type="spellStart"/>
+      <w:r>
+        <w:rPr>
+          <w:i/>
+        </w:rPr>
+        <w:t>programme</w:t>
+      </w:r>
+      <w:proofErr w:type="spellEnd"/>
+      <w:r>
+        <w:rPr>
+          <w:i/>
+        </w:rPr>
+        <w:t>. The team has demonstrated consistent progress throughout the project duration and successfully completed all phases including planning, design, development, and testing.</w:t>
+      </w:r>
+    </w:p>
+    <w:p>
+      <w:pPr>
+        <w:spacing w:after="120"/>
+      </w:pPr>
+    </w:p>
+    <w:p>
+      <w:pPr>
+        <w:spacing w:before="400" w:line="360" w:lineRule="auto"/>
+      </w:pPr>
+      <w:r>
+        <w:t>Project Guide:</w:t>
+      </w:r>
+      <w:r>
+        <w:t xml:space="preserve">                                                                      </w:t>
+      </w:r>
+      <w:r>
+        <w:t>Project Coordinator:</w:t>
+      </w:r>
+    </w:p>
+    <w:p>
+      <w:pPr>
+        <w:spacing w:before="400" w:line="360" w:lineRule="auto"/>
+      </w:pPr>
+      <w:r>
+        <w:t>Prof. Priyanka Vishwakarma                                               Prof. Neeraj Arya</w:t>
+      </w:r>
+    </w:p>
+    <w:p>
+      <w:pPr>
+        <w:spacing w:before="400" w:line="360" w:lineRule="auto"/>
+      </w:pPr>
+      <w:r>
+        <w:t xml:space="preserve">HOD: </w:t>
+      </w:r>
+      <w:r>
+        <w:t xml:space="preserve">Prof. </w:t>
+      </w:r>
+      <w:proofErr w:type="spellStart"/>
+      <w:r>
+        <w:t>Jigyasu</w:t>
+      </w:r>
+      <w:proofErr w:type="spellEnd"/>
+      <w:r>
+        <w:t xml:space="preserve"> Dubey</w:t>
+      </w:r>
+      <w:r>
+        <w:tab/>
+      </w:r>
+      <w:r>
+        <w:tab/>
+      </w:r>
+      <w:r>
+        <w:tab/>
+      </w:r>
+      <w:r>
+        <w:t xml:space="preserve">                 </w:t>
+      </w:r>
+      <w:r>
+        <w:t xml:space="preserve">Director: </w:t>
+      </w:r>
+      <w:r>
+        <w:t xml:space="preserve">Prof. Anand </w:t>
+      </w:r>
+      <w:proofErr w:type="spellStart"/>
+      <w:r>
+        <w:t>Rajawat</w:t>
+      </w:r>
+      <w:proofErr w:type="spellEnd"/>
+    </w:p>
+    <w:p>
+      <w:pPr>
+        <w:spacing w:line="360" w:lineRule="auto"/>
+      </w:pPr>
+      <w:r>
+        <w:t>Signature: ________________</w:t>
+      </w:r>
+      <w:r>
+        <w:t xml:space="preserve">                                       </w:t>
+      </w:r>
+      <w:r>
+        <w:t>Signature: ________________</w:t>
       </w:r>
     </w:p>
     <w:p>
@@ -323,6 +591,11 @@
     </w:p>
     <w:p>
       <w:pPr>
+        <w:spacing w:after="120"/>
+      </w:pPr>
+    </w:p>
+    <w:p>
+      <w:pPr>
         <w:spacing w:line="360" w:lineRule="auto"/>
         <w:jc w:val="both"/>
       </w:pPr>
@@ -330,16 +603,219 @@
         <w:rPr>
           <w:i/>
         </w:rPr>
-        <w:t>This is to certify that the students working in a team have satisfactorily completed the project entitled "Vaari – Crop Water Footprint Information App" under the guidance of [Guide Name] in partial fulfillment of the degree of Bachelor of Technology in Computer Science and Engineering awarded by Shri Vaishnav Institute of Information Technology affiliated to Shri Vaishnav Vidyapeeth Vishwavidyalaya, Indore during the academic year Jan-June 2026.</w:t>
-      </w:r>
-    </w:p>
-    <w:p>
-      <w:pPr>
-        <w:spacing w:line="360" w:lineRule="auto"/>
-      </w:pPr>
-      <w:r>
-        <w:br w:type="page"/>
-      </w:r>
+        <w:t>This is to certify that the students listed below, working as a team, have satisfactorily completed the project entitled "</w:t>
+      </w:r>
+      <w:proofErr w:type="spellStart"/>
+      <w:r>
+        <w:rPr>
+          <w:i/>
+        </w:rPr>
+        <w:t>Vaari</w:t>
+      </w:r>
+      <w:proofErr w:type="spellEnd"/>
+      <w:r>
+        <w:rPr>
+          <w:i/>
+        </w:rPr>
+        <w:t xml:space="preserve"> – Crop Water Footprint Information App" under my guidance and supervision. This project has been submitted in partial fulfillment of the degree of Bachelor of Technology in Computer Science and Engineering, awarded by Shri Vaishnav Institute of Information Technology affiliated to Shri Vaishnav Vidyapeeth Vishwavidyalaya, Indore, during the academic year January – June 2026.</w:t>
+      </w:r>
+    </w:p>
+    <w:p>
+      <w:pPr>
+        <w:spacing w:after="120"/>
+      </w:pPr>
+    </w:p>
+    <w:p>
+      <w:pPr>
+        <w:spacing w:line="360" w:lineRule="auto"/>
+        <w:jc w:val="both"/>
+      </w:pPr>
+      <w:r>
+        <w:rPr>
+          <w:i/>
+        </w:rPr>
+        <w:t>The project work is original, technically sound, and has been carried out with sincerity and dedication. The students have demonstrated good understanding of the problem domain and have applied relevant technologies including Android development, backend API design, and database management to build a complete and functional software application.</w:t>
+      </w:r>
+    </w:p>
+    <w:p>
+      <w:pPr>
+        <w:spacing w:after="120"/>
+      </w:pPr>
+    </w:p>
+    <w:p>
+      <w:pPr>
+        <w:spacing w:line="360" w:lineRule="auto"/>
+        <w:jc w:val="both"/>
+      </w:pPr>
+      <w:r>
+        <w:rPr>
+          <w:i/>
+        </w:rPr>
+        <w:t>It is further certified that the matter embodied in this report has not been submitted to any other university or institute for the award of any degree or diploma. This certificate is issued for the purpose of submission of the project report.</w:t>
+      </w:r>
+    </w:p>
+    <w:p>
+      <w:pPr>
+        <w:spacing w:after="120"/>
+      </w:pPr>
+    </w:p>
+    <w:p>
+      <w:pPr>
+        <w:spacing w:before="320" w:line="360" w:lineRule="auto"/>
+      </w:pPr>
+      <w:r>
+        <w:t xml:space="preserve">Prof. Akash </w:t>
+      </w:r>
+      <w:proofErr w:type="spellStart"/>
+      <w:r>
+        <w:t>Kanugo</w:t>
+      </w:r>
+      <w:proofErr w:type="spellEnd"/>
+      <w:r>
+        <w:t xml:space="preserve">                                       </w:t>
+      </w:r>
+      <w:r>
+        <w:tab/>
+      </w:r>
+      <w:r>
+        <w:tab/>
+      </w:r>
+      <w:r>
+        <w:t xml:space="preserve">                    </w:t>
+      </w:r>
+      <w:r>
+        <w:t>Mr. Neeraj Arya</w:t>
+      </w:r>
+    </w:p>
+    <w:p>
+      <w:pPr>
+        <w:spacing w:before="320" w:line="360" w:lineRule="auto"/>
+      </w:pPr>
+      <w:r>
+        <w:t xml:space="preserve">     </w:t>
+      </w:r>
+      <w:r>
+        <w:t>Project Guide</w:t>
+      </w:r>
+      <w:r>
+        <w:tab/>
+      </w:r>
+      <w:r>
+        <w:tab/>
+      </w:r>
+      <w:r>
+        <w:t xml:space="preserve">                                                      </w:t>
+      </w:r>
+      <w:r>
+        <w:t>Project Coordinator</w:t>
+      </w:r>
+    </w:p>
+    <w:p>
+      <w:pPr>
+        <w:spacing w:before="320" w:line="360" w:lineRule="auto"/>
+      </w:pPr>
+      <w:r>
+        <w:t>Signature: ________________</w:t>
+      </w:r>
+      <w:r>
+        <w:tab/>
+      </w:r>
+      <w:r>
+        <w:tab/>
+      </w:r>
+      <w:r>
+        <w:tab/>
+        <w:t>Signature: ________________</w:t>
+      </w:r>
+    </w:p>
+    <w:p>
+      <w:pPr>
+        <w:spacing w:before="280" w:line="360" w:lineRule="auto"/>
+      </w:pPr>
+      <w:r>
+        <w:t xml:space="preserve">Prof. </w:t>
+      </w:r>
+      <w:proofErr w:type="spellStart"/>
+      <w:r>
+        <w:t>Jigyasu</w:t>
+      </w:r>
+      <w:proofErr w:type="spellEnd"/>
+      <w:r>
+        <w:t xml:space="preserve"> Dubey</w:t>
+      </w:r>
+      <w:r>
+        <w:tab/>
+      </w:r>
+      <w:r>
+        <w:tab/>
+      </w:r>
+      <w:r>
+        <w:tab/>
+      </w:r>
+      <w:r>
+        <w:tab/>
+      </w:r>
+      <w:r>
+        <w:t xml:space="preserve">                          Prof. Anand </w:t>
+      </w:r>
+      <w:proofErr w:type="spellStart"/>
+      <w:r>
+        <w:t>Rajawat</w:t>
+      </w:r>
+      <w:proofErr w:type="spellEnd"/>
+    </w:p>
+    <w:p>
+      <w:pPr>
+        <w:spacing w:before="280" w:line="360" w:lineRule="auto"/>
+      </w:pPr>
+      <w:r>
+        <w:t xml:space="preserve">Head, Dept. of Computer Science </w:t>
+      </w:r>
+      <w:proofErr w:type="spellStart"/>
+      <w:r>
+        <w:t>Engg</w:t>
+      </w:r>
+      <w:proofErr w:type="spellEnd"/>
+      <w:r>
+        <w:t>.</w:t>
+      </w:r>
+      <w:r>
+        <w:tab/>
+      </w:r>
+      <w:r>
+        <w:tab/>
+      </w:r>
+      <w:r>
+        <w:tab/>
+        <w:t>Director, SVIIT-SVVV</w:t>
+      </w:r>
+    </w:p>
+    <w:p>
+      <w:pPr>
+        <w:spacing w:before="280" w:line="360" w:lineRule="auto"/>
+      </w:pPr>
+      <w:r>
+        <w:t>Signature: ________________</w:t>
+      </w:r>
+      <w:r>
+        <w:tab/>
+      </w:r>
+      <w:r>
+        <w:t xml:space="preserve">                   </w:t>
+      </w:r>
+      <w:r>
+        <w:tab/>
+        <w:t>Signature: ________________</w:t>
+      </w:r>
+    </w:p>
+    <w:p>
+      <w:pPr>
+        <w:spacing w:line="360" w:lineRule="auto"/>
+        <w:rPr>
+          <w:b/>
+          <w:bCs/>
+        </w:rPr>
+      </w:pPr>
     </w:p>
     <w:p>
       <w:pPr>
@@ -357,6 +833,11 @@
     </w:p>
     <w:p>
       <w:pPr>
+        <w:spacing w:after="120"/>
+      </w:pPr>
+    </w:p>
+    <w:p>
+      <w:pPr>
         <w:spacing w:line="360" w:lineRule="auto"/>
         <w:jc w:val="both"/>
       </w:pPr>
@@ -364,15 +845,163 @@
         <w:rPr>
           <w:i/>
         </w:rPr>
-        <w:t>We are grateful to a number of persons for their advice and support during the completion of our project. We extend our sincere thanks to our guide, Head of Department, Director, Project Coordinator, faculty members, family, and friends for their support and encouragement.</w:t>
-      </w:r>
-    </w:p>
-    <w:p>
-      <w:pPr>
-        <w:spacing w:line="360" w:lineRule="auto"/>
-      </w:pPr>
-      <w:r>
-        <w:br w:type="page"/>
+        <w:t>We are grateful to a number of individuals for their advice, encouragement, and support throughout the completion of this project. Their guidance has been invaluable in shaping the direction of our work and helping us overcome technical and academic challenges at every stage of the project lifecycle.</w:t>
+      </w:r>
+    </w:p>
+    <w:p>
+      <w:pPr>
+        <w:spacing w:after="120"/>
+      </w:pPr>
+    </w:p>
+    <w:p>
+      <w:pPr>
+        <w:spacing w:line="360" w:lineRule="auto"/>
+        <w:jc w:val="both"/>
+      </w:pPr>
+      <w:r>
+        <w:rPr>
+          <w:i/>
+        </w:rPr>
+        <w:t xml:space="preserve">First and foremost, we extend our deepest gratitude to our project guide, </w:t>
+      </w:r>
+      <w:r>
+        <w:rPr>
+          <w:i/>
+        </w:rPr>
+        <w:t xml:space="preserve">Prof. Akash </w:t>
+      </w:r>
+      <w:proofErr w:type="spellStart"/>
+      <w:r>
+        <w:rPr>
+          <w:i/>
+        </w:rPr>
+        <w:t>Kanugo</w:t>
+      </w:r>
+      <w:proofErr w:type="spellEnd"/>
+      <w:r>
+        <w:rPr>
+          <w:i/>
+        </w:rPr>
+        <w:t>, Assistant Professor, Department of Computer Science Engineering, for providing continuous mentorship, detailed technical feedback, and timely guidance. His support in understanding software architecture, Android development practices, and backend design significantly contributed to the successful completion of this project.</w:t>
+      </w:r>
+    </w:p>
+    <w:p>
+      <w:pPr>
+        <w:spacing w:after="120"/>
+      </w:pPr>
+    </w:p>
+    <w:p>
+      <w:pPr>
+        <w:spacing w:line="360" w:lineRule="auto"/>
+        <w:jc w:val="both"/>
+      </w:pPr>
+      <w:r>
+        <w:rPr>
+          <w:i/>
+        </w:rPr>
+        <w:t xml:space="preserve">We would also like to sincerely thank </w:t>
+      </w:r>
+      <w:r>
+        <w:rPr>
+          <w:i/>
+        </w:rPr>
+        <w:t>Prof</w:t>
+      </w:r>
+      <w:r>
+        <w:rPr>
+          <w:i/>
+        </w:rPr>
+        <w:t xml:space="preserve">. </w:t>
+      </w:r>
+      <w:proofErr w:type="spellStart"/>
+      <w:r>
+        <w:rPr>
+          <w:i/>
+        </w:rPr>
+        <w:t>Jigyasu</w:t>
+      </w:r>
+      <w:proofErr w:type="spellEnd"/>
+      <w:r>
+        <w:rPr>
+          <w:i/>
+        </w:rPr>
+        <w:t xml:space="preserve"> Dubey</w:t>
+      </w:r>
+      <w:r>
+        <w:rPr>
+          <w:i/>
+        </w:rPr>
+        <w:t>, Head of the Department of Computer Science Engineering, for creating an environment that promotes innovation and academic excellence. His leadership and departmental support provided us with the resources and motivation to work on a meaningful real-world problem.</w:t>
+      </w:r>
+    </w:p>
+    <w:p>
+      <w:pPr>
+        <w:spacing w:after="120"/>
+      </w:pPr>
+    </w:p>
+    <w:p>
+      <w:pPr>
+        <w:spacing w:line="360" w:lineRule="auto"/>
+        <w:jc w:val="both"/>
+      </w:pPr>
+      <w:r>
+        <w:rPr>
+          <w:i/>
+        </w:rPr>
+        <w:t>Our gratitude also goes to Mr. Neeraj Arya, Project Coordinator, for his help in managing project timelines, documentation requirements, and evaluation processes. His structured guidance ensured that we stayed on track and maintained the quality expected from a formal project submission.</w:t>
+      </w:r>
+    </w:p>
+    <w:p>
+      <w:pPr>
+        <w:spacing w:after="120"/>
+      </w:pPr>
+    </w:p>
+    <w:p>
+      <w:pPr>
+        <w:spacing w:line="360" w:lineRule="auto"/>
+        <w:jc w:val="both"/>
+      </w:pPr>
+      <w:r>
+        <w:rPr>
+          <w:i/>
+        </w:rPr>
+        <w:t xml:space="preserve">We are thankful to Dr. </w:t>
+      </w:r>
+      <w:r>
+        <w:rPr>
+          <w:i/>
+        </w:rPr>
+        <w:t xml:space="preserve">Anand </w:t>
+      </w:r>
+      <w:proofErr w:type="spellStart"/>
+      <w:r>
+        <w:rPr>
+          <w:i/>
+        </w:rPr>
+        <w:t>Rajawat</w:t>
+      </w:r>
+      <w:proofErr w:type="spellEnd"/>
+      <w:r>
+        <w:rPr>
+          <w:i/>
+        </w:rPr>
+        <w:t>, Director, Shri Vaishnav Institute of Information Technology, for providing excellent institutional support and a positive learning environment throughout our academic journey.</w:t>
+      </w:r>
+    </w:p>
+    <w:p>
+      <w:pPr>
+        <w:spacing w:before="360" w:line="360" w:lineRule="auto"/>
+      </w:pPr>
+      <w:r>
+        <w:t>Team Leader Signature: _________________________________</w:t>
+      </w:r>
+    </w:p>
+    <w:p>
+      <w:pPr>
+        <w:spacing w:before="360" w:line="360" w:lineRule="auto"/>
+      </w:pPr>
+      <w:r>
+        <w:t>Mentor Signature: _________________________________</w:t>
       </w:r>
     </w:p>
     <w:p>
@@ -391,21 +1020,1966 @@
     </w:p>
     <w:p>
       <w:pPr>
+        <w:spacing w:after="120"/>
+      </w:pPr>
+    </w:p>
+    <w:p>
+      <w:pPr>
+        <w:spacing w:after="120"/>
+      </w:pPr>
+    </w:p>
+    <w:p>
+      <w:pPr>
         <w:spacing w:line="360" w:lineRule="auto"/>
         <w:jc w:val="both"/>
-      </w:pPr>
-      <w:r>
         <w:rPr>
           <w:i/>
         </w:rPr>
-        <w:t>Vaari is a multilingual Android application that helps users understand the water footprint of agricultural crops. It allows a user to search for a crop and view its footprint in litres, including green, blue, and grey water values. The app uses a Kotlin-based Android front end, a Python Flask backend API, and a Room database for local history storage. Vaari is designed to make crop water data easy to access and understand, supporting the goal of promoting better water awareness in agriculture.</w:t>
-      </w:r>
-    </w:p>
-    <w:p>
-      <w:pPr>
-        <w:spacing w:line="360" w:lineRule="auto"/>
-      </w:pPr>
-      <w:r>
+      </w:pPr>
+      <w:proofErr w:type="spellStart"/>
+      <w:r>
+        <w:rPr>
+          <w:i/>
+        </w:rPr>
+        <w:t>Vaari</w:t>
+      </w:r>
+      <w:proofErr w:type="spellEnd"/>
+      <w:r>
+        <w:rPr>
+          <w:i/>
+        </w:rPr>
+        <w:t xml:space="preserve"> is a multilingual Android application developed to help users understand the water footprint of agricultural crops. Agriculture is one of the largest consumers of freshwater globally, yet most people do not have a simple and accessible way to look up crop-wise water consumption data. </w:t>
+      </w:r>
+      <w:proofErr w:type="spellStart"/>
+      <w:r>
+        <w:rPr>
+          <w:i/>
+        </w:rPr>
+        <w:t>Vaari</w:t>
+      </w:r>
+      <w:proofErr w:type="spellEnd"/>
+      <w:r>
+        <w:rPr>
+          <w:i/>
+        </w:rPr>
+        <w:t xml:space="preserve"> addresses this gap by providing an easy-to-use mobile interface where users can search for a crop and instantly view its water footprint in </w:t>
+      </w:r>
+      <w:proofErr w:type="spellStart"/>
+      <w:r>
+        <w:rPr>
+          <w:i/>
+        </w:rPr>
+        <w:t>litres</w:t>
+      </w:r>
+      <w:proofErr w:type="spellEnd"/>
+      <w:r>
+        <w:rPr>
+          <w:i/>
+        </w:rPr>
+        <w:t xml:space="preserve">, broken down into green, blue, and grey water categories. The application uses a Kotlin-based Android front end with Jetpack Compose, a Python Flask backend API for data retrieval, and a Room database for storing local search history. </w:t>
+      </w:r>
+      <w:proofErr w:type="spellStart"/>
+      <w:r>
+        <w:rPr>
+          <w:i/>
+        </w:rPr>
+        <w:t>Vaari</w:t>
+      </w:r>
+      <w:proofErr w:type="spellEnd"/>
+      <w:r>
+        <w:rPr>
+          <w:i/>
+        </w:rPr>
+        <w:t xml:space="preserve"> is designed to make crop water data easy to access and understand, supporting the goal of promoting better water awareness in agriculture.</w:t>
+      </w:r>
+    </w:p>
+    <w:p>
+      <w:pPr>
+        <w:rPr>
+          <w:i/>
+        </w:rPr>
+      </w:pPr>
+      <w:r>
+        <w:rPr>
+          <w:i/>
+        </w:rPr>
+        <w:br w:type="page"/>
+      </w:r>
+    </w:p>
+    <w:p>
+      <w:pPr>
+        <w:jc w:val="center"/>
+        <w:rPr>
+          <w:b/>
+          <w:bCs/>
+          <w:sz w:val="32"/>
+          <w:szCs w:val="32"/>
+        </w:rPr>
+      </w:pPr>
+      <w:r>
+        <w:rPr>
+          <w:b/>
+          <w:bCs/>
+          <w:sz w:val="32"/>
+          <w:szCs w:val="32"/>
+        </w:rPr>
+        <w:lastRenderedPageBreak/>
+        <w:t>Project Timeline</w:t>
+      </w:r>
+    </w:p>
+    <w:tbl>
+      <w:tblPr>
+        <w:tblStyle w:val="TableGrid"/>
+        <w:tblW w:w="0" w:type="auto"/>
+        <w:tblLook w:val="04A0" w:firstRow="1" w:lastRow="0" w:firstColumn="1" w:lastColumn="0" w:noHBand="0" w:noVBand="1"/>
+      </w:tblPr>
+      <w:tblGrid>
+        <w:gridCol w:w="7210"/>
+        <w:gridCol w:w="1315"/>
+      </w:tblGrid>
+      <w:tr>
+        <w:tc>
+          <w:tcPr>
+            <w:tcW w:w="7210" w:type="dxa"/>
+          </w:tcPr>
+          <w:p>
+            <w:pPr>
+              <w:rPr>
+                <w:b/>
+                <w:bCs/>
+                <w:szCs w:val="24"/>
+              </w:rPr>
+            </w:pPr>
+            <w:r>
+              <w:rPr>
+                <w:b/>
+                <w:bCs/>
+                <w:szCs w:val="24"/>
+              </w:rPr>
+              <w:t>Phases</w:t>
+            </w:r>
+          </w:p>
+        </w:tc>
+        <w:tc>
+          <w:tcPr>
+            <w:tcW w:w="1315" w:type="dxa"/>
+          </w:tcPr>
+          <w:p>
+            <w:pPr>
+              <w:jc w:val="center"/>
+              <w:rPr>
+                <w:b/>
+                <w:bCs/>
+                <w:szCs w:val="24"/>
+              </w:rPr>
+            </w:pPr>
+            <w:r>
+              <w:rPr>
+                <w:b/>
+                <w:bCs/>
+                <w:szCs w:val="24"/>
+              </w:rPr>
+              <w:t>Date</w:t>
+            </w:r>
+          </w:p>
+        </w:tc>
+      </w:tr>
+      <w:tr>
+        <w:tc>
+          <w:tcPr>
+            <w:tcW w:w="7210" w:type="dxa"/>
+          </w:tcPr>
+          <w:p>
+            <w:pPr>
+              <w:rPr>
+                <w:b/>
+                <w:bCs/>
+                <w:szCs w:val="24"/>
+              </w:rPr>
+            </w:pPr>
+            <w:r>
+              <w:rPr>
+                <w:b/>
+                <w:bCs/>
+                <w:szCs w:val="24"/>
+              </w:rPr>
+              <w:t>Phase 1: Planning &amp; Requirement Analysis (Weeks 1–2)</w:t>
+            </w:r>
+          </w:p>
+          <w:p>
+            <w:pPr>
+              <w:rPr>
+                <w:szCs w:val="24"/>
+              </w:rPr>
+            </w:pPr>
+            <w:r>
+              <w:rPr>
+                <w:b/>
+                <w:bCs/>
+                <w:szCs w:val="24"/>
+              </w:rPr>
+              <w:t>Focus:</w:t>
+            </w:r>
+            <w:r>
+              <w:rPr>
+                <w:szCs w:val="24"/>
+              </w:rPr>
+              <w:t xml:space="preserve"> Defining the scope, setting up infrastructure, and identifying functional requirements.</w:t>
+            </w:r>
+          </w:p>
+          <w:p>
+            <w:pPr>
+              <w:numPr>
+                <w:ilvl w:val="0"/>
+                <w:numId w:val="10"/>
+              </w:numPr>
+              <w:rPr>
+                <w:szCs w:val="24"/>
+              </w:rPr>
+            </w:pPr>
+            <w:r>
+              <w:rPr>
+                <w:b/>
+                <w:bCs/>
+                <w:szCs w:val="24"/>
+              </w:rPr>
+              <w:t>Week 1: Project Initiation</w:t>
+            </w:r>
+          </w:p>
+          <w:p>
+            <w:pPr>
+              <w:numPr>
+                <w:ilvl w:val="1"/>
+                <w:numId w:val="10"/>
+              </w:numPr>
+              <w:rPr>
+                <w:szCs w:val="24"/>
+              </w:rPr>
+            </w:pPr>
+            <w:r>
+              <w:rPr>
+                <w:szCs w:val="24"/>
+              </w:rPr>
+              <w:t>Form teams and define the problem statement.</w:t>
+            </w:r>
+          </w:p>
+          <w:p>
+            <w:pPr>
+              <w:numPr>
+                <w:ilvl w:val="1"/>
+                <w:numId w:val="10"/>
+              </w:numPr>
+              <w:rPr>
+                <w:szCs w:val="24"/>
+              </w:rPr>
+            </w:pPr>
+            <w:r>
+              <w:rPr>
+                <w:b/>
+                <w:bCs/>
+                <w:szCs w:val="24"/>
+              </w:rPr>
+              <w:t>Tooling:</w:t>
+            </w:r>
+            <w:r>
+              <w:rPr>
+                <w:szCs w:val="24"/>
+              </w:rPr>
+              <w:t xml:space="preserve"> Set up </w:t>
+            </w:r>
+            <w:r>
+              <w:rPr>
+                <w:b/>
+                <w:bCs/>
+                <w:szCs w:val="24"/>
+              </w:rPr>
+              <w:t>Jira</w:t>
+            </w:r>
+            <w:r>
+              <w:rPr>
+                <w:szCs w:val="24"/>
+              </w:rPr>
+              <w:t xml:space="preserve"> boards (Scrum or Kanban), create Backlog, and initialize </w:t>
+            </w:r>
+            <w:r>
+              <w:rPr>
+                <w:b/>
+                <w:bCs/>
+                <w:szCs w:val="24"/>
+              </w:rPr>
+              <w:t>Git</w:t>
+            </w:r>
+            <w:r>
+              <w:rPr>
+                <w:szCs w:val="24"/>
+              </w:rPr>
+              <w:t xml:space="preserve"> repositories.</w:t>
+            </w:r>
+          </w:p>
+          <w:p>
+            <w:pPr>
+              <w:numPr>
+                <w:ilvl w:val="1"/>
+                <w:numId w:val="10"/>
+              </w:numPr>
+              <w:rPr>
+                <w:szCs w:val="24"/>
+              </w:rPr>
+            </w:pPr>
+            <w:r>
+              <w:rPr>
+                <w:b/>
+                <w:bCs/>
+                <w:szCs w:val="24"/>
+              </w:rPr>
+              <w:t>Deliverable:</w:t>
+            </w:r>
+            <w:r>
+              <w:rPr>
+                <w:szCs w:val="24"/>
+              </w:rPr>
+              <w:t xml:space="preserve"> Project Vision document and initial Product Backlog.</w:t>
+            </w:r>
+          </w:p>
+          <w:p>
+            <w:pPr>
+              <w:rPr>
+                <w:szCs w:val="24"/>
+              </w:rPr>
+            </w:pPr>
+          </w:p>
+        </w:tc>
+        <w:tc>
+          <w:tcPr>
+            <w:tcW w:w="1315" w:type="dxa"/>
+          </w:tcPr>
+          <w:p>
+            <w:pPr>
+              <w:jc w:val="center"/>
+              <w:rPr>
+                <w:szCs w:val="24"/>
+              </w:rPr>
+            </w:pPr>
+          </w:p>
+          <w:p>
+            <w:pPr>
+              <w:jc w:val="center"/>
+              <w:rPr>
+                <w:szCs w:val="24"/>
+              </w:rPr>
+            </w:pPr>
+          </w:p>
+          <w:p>
+            <w:pPr>
+              <w:jc w:val="center"/>
+              <w:rPr>
+                <w:szCs w:val="24"/>
+              </w:rPr>
+            </w:pPr>
+          </w:p>
+          <w:p>
+            <w:pPr>
+              <w:jc w:val="center"/>
+              <w:rPr>
+                <w:szCs w:val="24"/>
+              </w:rPr>
+            </w:pPr>
+            <w:r>
+              <w:rPr>
+                <w:szCs w:val="24"/>
+              </w:rPr>
+              <w:t>19 - 24 January 2026</w:t>
+            </w:r>
+          </w:p>
+        </w:tc>
+      </w:tr>
+      <w:tr>
+        <w:tc>
+          <w:tcPr>
+            <w:tcW w:w="7210" w:type="dxa"/>
+          </w:tcPr>
+          <w:p>
+            <w:pPr>
+              <w:numPr>
+                <w:ilvl w:val="0"/>
+                <w:numId w:val="10"/>
+              </w:numPr>
+              <w:rPr>
+                <w:szCs w:val="24"/>
+              </w:rPr>
+            </w:pPr>
+            <w:r>
+              <w:rPr>
+                <w:b/>
+                <w:bCs/>
+                <w:szCs w:val="24"/>
+              </w:rPr>
+              <w:t>Week 2: Functional Modeling</w:t>
+            </w:r>
+          </w:p>
+          <w:p>
+            <w:pPr>
+              <w:numPr>
+                <w:ilvl w:val="1"/>
+                <w:numId w:val="10"/>
+              </w:numPr>
+              <w:rPr>
+                <w:szCs w:val="24"/>
+              </w:rPr>
+            </w:pPr>
+            <w:r>
+              <w:rPr>
+                <w:szCs w:val="24"/>
+              </w:rPr>
+              <w:t>Identify Actors and Use Cases.</w:t>
+            </w:r>
+          </w:p>
+          <w:p>
+            <w:pPr>
+              <w:numPr>
+                <w:ilvl w:val="1"/>
+                <w:numId w:val="10"/>
+              </w:numPr>
+              <w:rPr>
+                <w:szCs w:val="24"/>
+              </w:rPr>
+            </w:pPr>
+            <w:r>
+              <w:rPr>
+                <w:b/>
+                <w:bCs/>
+                <w:szCs w:val="24"/>
+              </w:rPr>
+              <w:t>UML Deliverables:</w:t>
+            </w:r>
+            <w:r>
+              <w:rPr>
+                <w:szCs w:val="24"/>
+              </w:rPr>
+              <w:t xml:space="preserve"> * </w:t>
+            </w:r>
+            <w:r>
+              <w:rPr>
+                <w:b/>
+                <w:bCs/>
+                <w:szCs w:val="24"/>
+              </w:rPr>
+              <w:t>Use Case Diagram:</w:t>
+            </w:r>
+            <w:r>
+              <w:rPr>
+                <w:szCs w:val="24"/>
+              </w:rPr>
+              <w:t xml:space="preserve"> To define system boundaries.</w:t>
+            </w:r>
+          </w:p>
+          <w:p>
+            <w:pPr>
+              <w:numPr>
+                <w:ilvl w:val="2"/>
+                <w:numId w:val="10"/>
+              </w:numPr>
+              <w:rPr>
+                <w:szCs w:val="24"/>
+              </w:rPr>
+            </w:pPr>
+            <w:r>
+              <w:rPr>
+                <w:b/>
+                <w:bCs/>
+                <w:szCs w:val="24"/>
+              </w:rPr>
+              <w:t>Use Case Descriptions:</w:t>
+            </w:r>
+            <w:r>
+              <w:rPr>
+                <w:szCs w:val="24"/>
+              </w:rPr>
+              <w:t xml:space="preserve"> Detailed text for each primary flow.</w:t>
+            </w:r>
+          </w:p>
+          <w:p>
+            <w:pPr>
+              <w:numPr>
+                <w:ilvl w:val="1"/>
+                <w:numId w:val="10"/>
+              </w:numPr>
+              <w:rPr>
+                <w:szCs w:val="24"/>
+              </w:rPr>
+            </w:pPr>
+            <w:r>
+              <w:rPr>
+                <w:b/>
+                <w:bCs/>
+                <w:szCs w:val="24"/>
+              </w:rPr>
+              <w:t>Tooling:</w:t>
+            </w:r>
+            <w:r>
+              <w:rPr>
+                <w:szCs w:val="24"/>
+              </w:rPr>
+              <w:t xml:space="preserve"> Map Use Cases to Jira User Stories.</w:t>
+            </w:r>
+          </w:p>
+          <w:p>
+            <w:pPr>
+              <w:rPr>
+                <w:szCs w:val="24"/>
+              </w:rPr>
+            </w:pPr>
+          </w:p>
+        </w:tc>
+        <w:tc>
+          <w:tcPr>
+            <w:tcW w:w="1315" w:type="dxa"/>
+          </w:tcPr>
+          <w:p>
+            <w:pPr>
+              <w:jc w:val="center"/>
+              <w:rPr>
+                <w:szCs w:val="24"/>
+              </w:rPr>
+            </w:pPr>
+            <w:r>
+              <w:rPr>
+                <w:szCs w:val="24"/>
+              </w:rPr>
+              <w:t>26 - 31 January 2026</w:t>
+            </w:r>
+          </w:p>
+        </w:tc>
+      </w:tr>
+      <w:tr>
+        <w:tc>
+          <w:tcPr>
+            <w:tcW w:w="7210" w:type="dxa"/>
+          </w:tcPr>
+          <w:p>
+            <w:pPr>
+              <w:rPr>
+                <w:b/>
+                <w:bCs/>
+                <w:szCs w:val="24"/>
+              </w:rPr>
+            </w:pPr>
+            <w:r>
+              <w:rPr>
+                <w:b/>
+                <w:bCs/>
+                <w:szCs w:val="24"/>
+              </w:rPr>
+              <w:t>Phase 2: Object-Oriented Analysis (Weeks 3–4)</w:t>
+            </w:r>
+          </w:p>
+          <w:p>
+            <w:pPr>
+              <w:rPr>
+                <w:szCs w:val="24"/>
+              </w:rPr>
+            </w:pPr>
+            <w:r>
+              <w:rPr>
+                <w:b/>
+                <w:bCs/>
+                <w:szCs w:val="24"/>
+              </w:rPr>
+              <w:t>Focus:</w:t>
+            </w:r>
+            <w:r>
+              <w:rPr>
+                <w:szCs w:val="24"/>
+              </w:rPr>
+              <w:t xml:space="preserve"> Understanding the "What" of the system without focusing on implementation.</w:t>
+            </w:r>
+          </w:p>
+          <w:p>
+            <w:pPr>
+              <w:numPr>
+                <w:ilvl w:val="0"/>
+                <w:numId w:val="11"/>
+              </w:numPr>
+              <w:rPr>
+                <w:szCs w:val="24"/>
+              </w:rPr>
+            </w:pPr>
+            <w:r>
+              <w:rPr>
+                <w:b/>
+                <w:bCs/>
+                <w:szCs w:val="24"/>
+              </w:rPr>
+              <w:t>Week 3: Static Analysis</w:t>
+            </w:r>
+          </w:p>
+          <w:p>
+            <w:pPr>
+              <w:numPr>
+                <w:ilvl w:val="1"/>
+                <w:numId w:val="11"/>
+              </w:numPr>
+              <w:rPr>
+                <w:szCs w:val="24"/>
+              </w:rPr>
+            </w:pPr>
+            <w:r>
+              <w:rPr>
+                <w:szCs w:val="24"/>
+              </w:rPr>
+              <w:t>Identify domain entities and their relationships.</w:t>
+            </w:r>
+          </w:p>
+          <w:p>
+            <w:pPr>
+              <w:numPr>
+                <w:ilvl w:val="1"/>
+                <w:numId w:val="11"/>
+              </w:numPr>
+              <w:rPr>
+                <w:szCs w:val="24"/>
+              </w:rPr>
+            </w:pPr>
+            <w:r>
+              <w:rPr>
+                <w:b/>
+                <w:bCs/>
+                <w:szCs w:val="24"/>
+              </w:rPr>
+              <w:t>UML Deliverables:</w:t>
+            </w:r>
+          </w:p>
+          <w:p>
+            <w:pPr>
+              <w:numPr>
+                <w:ilvl w:val="2"/>
+                <w:numId w:val="11"/>
+              </w:numPr>
+              <w:rPr>
+                <w:szCs w:val="24"/>
+              </w:rPr>
+            </w:pPr>
+            <w:r>
+              <w:rPr>
+                <w:b/>
+                <w:bCs/>
+                <w:szCs w:val="24"/>
+              </w:rPr>
+              <w:t>Object Diagram:</w:t>
+            </w:r>
+            <w:r>
+              <w:rPr>
+                <w:szCs w:val="24"/>
+              </w:rPr>
+              <w:t xml:space="preserve"> To model specific instances and data snapshots.</w:t>
+            </w:r>
+          </w:p>
+          <w:p>
+            <w:pPr>
+              <w:numPr>
+                <w:ilvl w:val="2"/>
+                <w:numId w:val="11"/>
+              </w:numPr>
+              <w:rPr>
+                <w:szCs w:val="24"/>
+              </w:rPr>
+            </w:pPr>
+            <w:r>
+              <w:rPr>
+                <w:b/>
+                <w:bCs/>
+                <w:szCs w:val="24"/>
+              </w:rPr>
+              <w:t>Initial Class Diagram (Domain Model):</w:t>
+            </w:r>
+            <w:r>
+              <w:rPr>
+                <w:szCs w:val="24"/>
+              </w:rPr>
+              <w:t xml:space="preserve"> Focus on attributes and relationships ($1:1$, $</w:t>
+            </w:r>
+            <w:proofErr w:type="gramStart"/>
+            <w:r>
+              <w:rPr>
+                <w:szCs w:val="24"/>
+              </w:rPr>
+              <w:t>1:N</w:t>
+            </w:r>
+            <w:proofErr w:type="gramEnd"/>
+            <w:r>
+              <w:rPr>
+                <w:szCs w:val="24"/>
+              </w:rPr>
+              <w:t>$, $M:N$) without methods.</w:t>
+            </w:r>
+          </w:p>
+          <w:p>
+            <w:pPr>
+              <w:rPr>
+                <w:szCs w:val="24"/>
+              </w:rPr>
+            </w:pPr>
+          </w:p>
+        </w:tc>
+        <w:tc>
+          <w:tcPr>
+            <w:tcW w:w="1315" w:type="dxa"/>
+          </w:tcPr>
+          <w:p>
+            <w:pPr>
+              <w:jc w:val="center"/>
+              <w:rPr>
+                <w:szCs w:val="24"/>
+              </w:rPr>
+            </w:pPr>
+          </w:p>
+          <w:p>
+            <w:pPr>
+              <w:jc w:val="center"/>
+              <w:rPr>
+                <w:szCs w:val="24"/>
+              </w:rPr>
+            </w:pPr>
+          </w:p>
+          <w:p>
+            <w:pPr>
+              <w:jc w:val="center"/>
+              <w:rPr>
+                <w:szCs w:val="24"/>
+              </w:rPr>
+            </w:pPr>
+          </w:p>
+          <w:p>
+            <w:pPr>
+              <w:jc w:val="center"/>
+              <w:rPr>
+                <w:szCs w:val="24"/>
+              </w:rPr>
+            </w:pPr>
+            <w:r>
+              <w:rPr>
+                <w:szCs w:val="24"/>
+              </w:rPr>
+              <w:t>2 – 7 February 2026</w:t>
+            </w:r>
+          </w:p>
+        </w:tc>
+      </w:tr>
+      <w:tr>
+        <w:tc>
+          <w:tcPr>
+            <w:tcW w:w="7210" w:type="dxa"/>
+          </w:tcPr>
+          <w:p>
+            <w:pPr>
+              <w:numPr>
+                <w:ilvl w:val="0"/>
+                <w:numId w:val="11"/>
+              </w:numPr>
+              <w:rPr>
+                <w:szCs w:val="24"/>
+              </w:rPr>
+            </w:pPr>
+            <w:r>
+              <w:rPr>
+                <w:b/>
+                <w:bCs/>
+                <w:szCs w:val="24"/>
+              </w:rPr>
+              <w:t>Week 4: Dynamic Analysis</w:t>
+            </w:r>
+          </w:p>
+          <w:p>
+            <w:pPr>
+              <w:numPr>
+                <w:ilvl w:val="1"/>
+                <w:numId w:val="11"/>
+              </w:numPr>
+              <w:rPr>
+                <w:szCs w:val="24"/>
+              </w:rPr>
+            </w:pPr>
+            <w:r>
+              <w:rPr>
+                <w:szCs w:val="24"/>
+              </w:rPr>
+              <w:t>Model how the system reacts to events.</w:t>
+            </w:r>
+          </w:p>
+          <w:p>
+            <w:pPr>
+              <w:numPr>
+                <w:ilvl w:val="1"/>
+                <w:numId w:val="11"/>
+              </w:numPr>
+              <w:rPr>
+                <w:szCs w:val="24"/>
+              </w:rPr>
+            </w:pPr>
+            <w:r>
+              <w:rPr>
+                <w:b/>
+                <w:bCs/>
+                <w:szCs w:val="24"/>
+              </w:rPr>
+              <w:t>UML Deliverable:</w:t>
+            </w:r>
+            <w:r>
+              <w:rPr>
+                <w:szCs w:val="24"/>
+              </w:rPr>
+              <w:t xml:space="preserve"> </w:t>
+            </w:r>
+            <w:r>
+              <w:rPr>
+                <w:b/>
+                <w:bCs/>
+                <w:szCs w:val="24"/>
+              </w:rPr>
+              <w:t>Activity Diagram:</w:t>
+            </w:r>
+            <w:r>
+              <w:rPr>
+                <w:szCs w:val="24"/>
+              </w:rPr>
+              <w:t xml:space="preserve"> To model complex business logic and parallel workflows.</w:t>
+            </w:r>
+          </w:p>
+          <w:p>
+            <w:pPr>
+              <w:rPr>
+                <w:szCs w:val="24"/>
+              </w:rPr>
+            </w:pPr>
+          </w:p>
+        </w:tc>
+        <w:tc>
+          <w:tcPr>
+            <w:tcW w:w="1315" w:type="dxa"/>
+          </w:tcPr>
+          <w:p>
+            <w:pPr>
+              <w:jc w:val="center"/>
+              <w:rPr>
+                <w:szCs w:val="24"/>
+              </w:rPr>
+            </w:pPr>
+            <w:r>
+              <w:rPr>
+                <w:szCs w:val="24"/>
+              </w:rPr>
+              <w:t>9-14 February 2026</w:t>
+            </w:r>
+          </w:p>
+        </w:tc>
+      </w:tr>
+      <w:tr>
+        <w:tc>
+          <w:tcPr>
+            <w:tcW w:w="7210" w:type="dxa"/>
+          </w:tcPr>
+          <w:p>
+            <w:pPr>
+              <w:rPr>
+                <w:b/>
+                <w:bCs/>
+                <w:szCs w:val="24"/>
+              </w:rPr>
+            </w:pPr>
+            <w:r>
+              <w:rPr>
+                <w:b/>
+                <w:bCs/>
+                <w:szCs w:val="24"/>
+              </w:rPr>
+              <w:t>Phase 3: Object-Oriented Design (Weeks 5–7)</w:t>
+            </w:r>
+          </w:p>
+          <w:p>
+            <w:pPr>
+              <w:rPr>
+                <w:szCs w:val="24"/>
+              </w:rPr>
+            </w:pPr>
+            <w:r>
+              <w:rPr>
+                <w:b/>
+                <w:bCs/>
+                <w:szCs w:val="24"/>
+              </w:rPr>
+              <w:t>Focus:</w:t>
+            </w:r>
+            <w:r>
+              <w:rPr>
+                <w:szCs w:val="24"/>
+              </w:rPr>
+              <w:t xml:space="preserve"> Defining the "How" – architecture, patterns, and component interactions.</w:t>
+            </w:r>
+          </w:p>
+          <w:p>
+            <w:pPr>
+              <w:numPr>
+                <w:ilvl w:val="0"/>
+                <w:numId w:val="12"/>
+              </w:numPr>
+              <w:rPr>
+                <w:szCs w:val="24"/>
+              </w:rPr>
+            </w:pPr>
+            <w:r>
+              <w:rPr>
+                <w:b/>
+                <w:bCs/>
+                <w:szCs w:val="24"/>
+              </w:rPr>
+              <w:t>Week 5: Interaction Modeling</w:t>
+            </w:r>
+          </w:p>
+          <w:p>
+            <w:pPr>
+              <w:numPr>
+                <w:ilvl w:val="1"/>
+                <w:numId w:val="12"/>
+              </w:numPr>
+              <w:rPr>
+                <w:szCs w:val="24"/>
+              </w:rPr>
+            </w:pPr>
+            <w:r>
+              <w:rPr>
+                <w:b/>
+                <w:bCs/>
+                <w:szCs w:val="24"/>
+              </w:rPr>
+              <w:t>UML Deliverable:</w:t>
+            </w:r>
+            <w:r>
+              <w:rPr>
+                <w:szCs w:val="24"/>
+              </w:rPr>
+              <w:t xml:space="preserve"> * </w:t>
+            </w:r>
+            <w:r>
+              <w:rPr>
+                <w:b/>
+                <w:bCs/>
+                <w:szCs w:val="24"/>
+              </w:rPr>
+              <w:t>Sequence Diagram:</w:t>
+            </w:r>
+            <w:r>
+              <w:rPr>
+                <w:szCs w:val="24"/>
+              </w:rPr>
+              <w:t xml:space="preserve"> Detailed logic showing how objects communicate over time to fulfill a use case.</w:t>
+            </w:r>
+          </w:p>
+          <w:p>
+            <w:pPr>
+              <w:rPr>
+                <w:szCs w:val="24"/>
+              </w:rPr>
+            </w:pPr>
+          </w:p>
+        </w:tc>
+        <w:tc>
+          <w:tcPr>
+            <w:tcW w:w="1315" w:type="dxa"/>
+          </w:tcPr>
+          <w:p>
+            <w:pPr>
+              <w:jc w:val="center"/>
+              <w:rPr>
+                <w:szCs w:val="24"/>
+              </w:rPr>
+            </w:pPr>
+          </w:p>
+          <w:p>
+            <w:pPr>
+              <w:jc w:val="center"/>
+              <w:rPr>
+                <w:szCs w:val="24"/>
+              </w:rPr>
+            </w:pPr>
+          </w:p>
+          <w:p>
+            <w:pPr>
+              <w:jc w:val="center"/>
+              <w:rPr>
+                <w:szCs w:val="24"/>
+              </w:rPr>
+            </w:pPr>
+          </w:p>
+          <w:p>
+            <w:pPr>
+              <w:rPr>
+                <w:szCs w:val="24"/>
+              </w:rPr>
+            </w:pPr>
+            <w:r>
+              <w:rPr>
+                <w:szCs w:val="24"/>
+              </w:rPr>
+              <w:t>16 - 21 February 2026</w:t>
+            </w:r>
+          </w:p>
+        </w:tc>
+      </w:tr>
+    </w:tbl>
+    <w:p>
+      <w:r>
+        <w:br w:type="page"/>
+      </w:r>
+    </w:p>
+    <w:tbl>
+      <w:tblPr>
+        <w:tblStyle w:val="TableGrid"/>
+        <w:tblW w:w="0" w:type="auto"/>
+        <w:tblLook w:val="04A0" w:firstRow="1" w:lastRow="0" w:firstColumn="1" w:lastColumn="0" w:noHBand="0" w:noVBand="1"/>
+      </w:tblPr>
+      <w:tblGrid>
+        <w:gridCol w:w="7210"/>
+        <w:gridCol w:w="1315"/>
+      </w:tblGrid>
+      <w:tr>
+        <w:tc>
+          <w:tcPr>
+            <w:tcW w:w="7210" w:type="dxa"/>
+          </w:tcPr>
+          <w:p>
+            <w:pPr>
+              <w:numPr>
+                <w:ilvl w:val="0"/>
+                <w:numId w:val="12"/>
+              </w:numPr>
+              <w:rPr>
+                <w:szCs w:val="24"/>
+              </w:rPr>
+            </w:pPr>
+            <w:r>
+              <w:rPr>
+                <w:b/>
+                <w:bCs/>
+                <w:szCs w:val="24"/>
+              </w:rPr>
+              <w:lastRenderedPageBreak/>
+              <w:t>Week 6: Detailed Class Design &amp; Packaging</w:t>
+            </w:r>
+          </w:p>
+          <w:p>
+            <w:pPr>
+              <w:numPr>
+                <w:ilvl w:val="1"/>
+                <w:numId w:val="12"/>
+              </w:numPr>
+              <w:rPr>
+                <w:szCs w:val="24"/>
+              </w:rPr>
+            </w:pPr>
+            <w:r>
+              <w:rPr>
+                <w:szCs w:val="24"/>
+              </w:rPr>
+              <w:t>Apply SOLID principles and Design Patterns.</w:t>
+            </w:r>
+          </w:p>
+          <w:p>
+            <w:pPr>
+              <w:numPr>
+                <w:ilvl w:val="1"/>
+                <w:numId w:val="12"/>
+              </w:numPr>
+              <w:rPr>
+                <w:szCs w:val="24"/>
+              </w:rPr>
+            </w:pPr>
+            <w:r>
+              <w:rPr>
+                <w:b/>
+                <w:bCs/>
+                <w:szCs w:val="24"/>
+              </w:rPr>
+              <w:t>UML Deliverables:</w:t>
+            </w:r>
+          </w:p>
+          <w:p>
+            <w:pPr>
+              <w:numPr>
+                <w:ilvl w:val="2"/>
+                <w:numId w:val="12"/>
+              </w:numPr>
+              <w:rPr>
+                <w:szCs w:val="24"/>
+              </w:rPr>
+            </w:pPr>
+            <w:r>
+              <w:rPr>
+                <w:b/>
+                <w:bCs/>
+                <w:szCs w:val="24"/>
+              </w:rPr>
+              <w:t>Detailed Class Diagram:</w:t>
+            </w:r>
+            <w:r>
+              <w:rPr>
+                <w:szCs w:val="24"/>
+              </w:rPr>
+              <w:t xml:space="preserve"> Including methods, visibility, and interfaces.</w:t>
+            </w:r>
+          </w:p>
+          <w:p>
+            <w:pPr>
+              <w:numPr>
+                <w:ilvl w:val="2"/>
+                <w:numId w:val="12"/>
+              </w:numPr>
+              <w:rPr>
+                <w:szCs w:val="24"/>
+              </w:rPr>
+            </w:pPr>
+            <w:r>
+              <w:rPr>
+                <w:b/>
+                <w:bCs/>
+                <w:szCs w:val="24"/>
+              </w:rPr>
+              <w:t>Package Diagram:</w:t>
+            </w:r>
+            <w:r>
+              <w:rPr>
+                <w:szCs w:val="24"/>
+              </w:rPr>
+              <w:t xml:space="preserve"> Organizing classes into logical modules/subsystems.</w:t>
+            </w:r>
+          </w:p>
+          <w:p>
+            <w:pPr>
+              <w:rPr>
+                <w:szCs w:val="24"/>
+              </w:rPr>
+            </w:pPr>
+          </w:p>
+        </w:tc>
+        <w:tc>
+          <w:tcPr>
+            <w:tcW w:w="1315" w:type="dxa"/>
+          </w:tcPr>
+          <w:p>
+            <w:pPr>
+              <w:jc w:val="center"/>
+              <w:rPr>
+                <w:szCs w:val="24"/>
+              </w:rPr>
+            </w:pPr>
+            <w:r>
+              <w:rPr>
+                <w:szCs w:val="24"/>
+              </w:rPr>
+              <w:t>23-28 February 2026</w:t>
+            </w:r>
+          </w:p>
+        </w:tc>
+      </w:tr>
+      <w:tr>
+        <w:tc>
+          <w:tcPr>
+            <w:tcW w:w="7210" w:type="dxa"/>
+          </w:tcPr>
+          <w:p>
+            <w:pPr>
+              <w:numPr>
+                <w:ilvl w:val="0"/>
+                <w:numId w:val="12"/>
+              </w:numPr>
+              <w:rPr>
+                <w:szCs w:val="24"/>
+              </w:rPr>
+            </w:pPr>
+            <w:r>
+              <w:rPr>
+                <w:b/>
+                <w:bCs/>
+                <w:szCs w:val="24"/>
+              </w:rPr>
+              <w:t>Week 7: System Architecture</w:t>
+            </w:r>
+          </w:p>
+          <w:p>
+            <w:pPr>
+              <w:numPr>
+                <w:ilvl w:val="1"/>
+                <w:numId w:val="12"/>
+              </w:numPr>
+              <w:rPr>
+                <w:szCs w:val="24"/>
+              </w:rPr>
+            </w:pPr>
+            <w:r>
+              <w:rPr>
+                <w:b/>
+                <w:bCs/>
+                <w:szCs w:val="24"/>
+              </w:rPr>
+              <w:t>UML Deliverables:</w:t>
+            </w:r>
+          </w:p>
+          <w:p>
+            <w:pPr>
+              <w:numPr>
+                <w:ilvl w:val="2"/>
+                <w:numId w:val="12"/>
+              </w:numPr>
+              <w:rPr>
+                <w:szCs w:val="24"/>
+              </w:rPr>
+            </w:pPr>
+            <w:r>
+              <w:rPr>
+                <w:b/>
+                <w:bCs/>
+                <w:szCs w:val="24"/>
+              </w:rPr>
+              <w:t>Component Diagram:</w:t>
+            </w:r>
+            <w:r>
+              <w:rPr>
+                <w:szCs w:val="24"/>
+              </w:rPr>
+              <w:t xml:space="preserve"> Visualizing physical modules (API, Database, UI).</w:t>
+            </w:r>
+          </w:p>
+          <w:p>
+            <w:pPr>
+              <w:numPr>
+                <w:ilvl w:val="2"/>
+                <w:numId w:val="12"/>
+              </w:numPr>
+              <w:rPr>
+                <w:szCs w:val="24"/>
+              </w:rPr>
+            </w:pPr>
+            <w:r>
+              <w:rPr>
+                <w:b/>
+                <w:bCs/>
+                <w:szCs w:val="24"/>
+              </w:rPr>
+              <w:t>Deployment Diagram:</w:t>
+            </w:r>
+            <w:r>
+              <w:rPr>
+                <w:szCs w:val="24"/>
+              </w:rPr>
+              <w:t xml:space="preserve"> Mapping software components to hardware/nodes (Cloud, Servers).</w:t>
+            </w:r>
+          </w:p>
+          <w:p>
+            <w:pPr>
+              <w:rPr>
+                <w:szCs w:val="24"/>
+              </w:rPr>
+            </w:pPr>
+          </w:p>
+        </w:tc>
+        <w:tc>
+          <w:tcPr>
+            <w:tcW w:w="1315" w:type="dxa"/>
+          </w:tcPr>
+          <w:p>
+            <w:pPr>
+              <w:jc w:val="center"/>
+              <w:rPr>
+                <w:szCs w:val="24"/>
+              </w:rPr>
+            </w:pPr>
+            <w:r>
+              <w:rPr>
+                <w:szCs w:val="24"/>
+              </w:rPr>
+              <w:t>2-7 March 2026</w:t>
+            </w:r>
+          </w:p>
+        </w:tc>
+      </w:tr>
+      <w:tr>
+        <w:tc>
+          <w:tcPr>
+            <w:tcW w:w="7210" w:type="dxa"/>
+          </w:tcPr>
+          <w:p>
+            <w:pPr>
+              <w:rPr>
+                <w:b/>
+                <w:bCs/>
+                <w:szCs w:val="24"/>
+              </w:rPr>
+            </w:pPr>
+            <w:r>
+              <w:rPr>
+                <w:b/>
+                <w:bCs/>
+                <w:szCs w:val="24"/>
+              </w:rPr>
+              <w:t>Phase 4: Implementation &amp; CI/CD Integration (Weeks 8–10)</w:t>
+            </w:r>
+          </w:p>
+          <w:p>
+            <w:pPr>
+              <w:rPr>
+                <w:szCs w:val="24"/>
+              </w:rPr>
+            </w:pPr>
+            <w:r>
+              <w:rPr>
+                <w:b/>
+                <w:bCs/>
+                <w:szCs w:val="24"/>
+              </w:rPr>
+              <w:t>Focus:</w:t>
+            </w:r>
+            <w:r>
+              <w:rPr>
+                <w:szCs w:val="24"/>
+              </w:rPr>
+              <w:t xml:space="preserve"> Coding, version control, and automated pipelines.</w:t>
+            </w:r>
+          </w:p>
+          <w:p>
+            <w:pPr>
+              <w:numPr>
+                <w:ilvl w:val="0"/>
+                <w:numId w:val="13"/>
+              </w:numPr>
+              <w:rPr>
+                <w:szCs w:val="24"/>
+              </w:rPr>
+            </w:pPr>
+            <w:r>
+              <w:rPr>
+                <w:b/>
+                <w:bCs/>
+                <w:szCs w:val="24"/>
+              </w:rPr>
+              <w:t>Week 8: Sprint 1 - Core Features</w:t>
+            </w:r>
+          </w:p>
+          <w:p>
+            <w:pPr>
+              <w:numPr>
+                <w:ilvl w:val="1"/>
+                <w:numId w:val="13"/>
+              </w:numPr>
+              <w:rPr>
+                <w:szCs w:val="24"/>
+              </w:rPr>
+            </w:pPr>
+            <w:r>
+              <w:rPr>
+                <w:szCs w:val="24"/>
+              </w:rPr>
+              <w:t>Develop core logic based on the Class and Sequence diagrams.</w:t>
+            </w:r>
+          </w:p>
+          <w:p>
+            <w:pPr>
+              <w:numPr>
+                <w:ilvl w:val="1"/>
+                <w:numId w:val="13"/>
+              </w:numPr>
+              <w:rPr>
+                <w:szCs w:val="24"/>
+              </w:rPr>
+            </w:pPr>
+            <w:r>
+              <w:rPr>
+                <w:b/>
+                <w:bCs/>
+                <w:szCs w:val="24"/>
+              </w:rPr>
+              <w:t>Git Strategy:</w:t>
+            </w:r>
+            <w:r>
+              <w:rPr>
+                <w:szCs w:val="24"/>
+              </w:rPr>
+              <w:t xml:space="preserve"> Use branching (Feature branches → Develop → Main).</w:t>
+            </w:r>
+          </w:p>
+          <w:p>
+            <w:pPr>
+              <w:rPr>
+                <w:szCs w:val="24"/>
+              </w:rPr>
+            </w:pPr>
+          </w:p>
+        </w:tc>
+        <w:tc>
+          <w:tcPr>
+            <w:tcW w:w="1315" w:type="dxa"/>
+          </w:tcPr>
+          <w:p>
+            <w:pPr>
+              <w:jc w:val="center"/>
+              <w:rPr>
+                <w:szCs w:val="24"/>
+              </w:rPr>
+            </w:pPr>
+          </w:p>
+          <w:p>
+            <w:pPr>
+              <w:jc w:val="center"/>
+              <w:rPr>
+                <w:szCs w:val="24"/>
+              </w:rPr>
+            </w:pPr>
+          </w:p>
+          <w:p>
+            <w:pPr>
+              <w:jc w:val="center"/>
+              <w:rPr>
+                <w:szCs w:val="24"/>
+              </w:rPr>
+            </w:pPr>
+            <w:r>
+              <w:rPr>
+                <w:szCs w:val="24"/>
+              </w:rPr>
+              <w:t>23 - 28 March 2026</w:t>
+            </w:r>
+          </w:p>
+        </w:tc>
+      </w:tr>
+      <w:tr>
+        <w:tc>
+          <w:tcPr>
+            <w:tcW w:w="7210" w:type="dxa"/>
+          </w:tcPr>
+          <w:p>
+            <w:pPr>
+              <w:numPr>
+                <w:ilvl w:val="0"/>
+                <w:numId w:val="13"/>
+              </w:numPr>
+              <w:rPr>
+                <w:szCs w:val="24"/>
+              </w:rPr>
+            </w:pPr>
+            <w:r>
+              <w:rPr>
+                <w:b/>
+                <w:bCs/>
+                <w:szCs w:val="24"/>
+              </w:rPr>
+              <w:t>Week 9: CI/CD Pipeline Setup</w:t>
+            </w:r>
+          </w:p>
+          <w:p>
+            <w:pPr>
+              <w:numPr>
+                <w:ilvl w:val="1"/>
+                <w:numId w:val="13"/>
+              </w:numPr>
+              <w:rPr>
+                <w:szCs w:val="24"/>
+              </w:rPr>
+            </w:pPr>
+            <w:r>
+              <w:rPr>
+                <w:szCs w:val="24"/>
+              </w:rPr>
+              <w:t xml:space="preserve">Configure </w:t>
+            </w:r>
+            <w:r>
+              <w:rPr>
+                <w:b/>
+                <w:bCs/>
+                <w:szCs w:val="24"/>
+              </w:rPr>
+              <w:t>GitHub Actions</w:t>
+            </w:r>
+            <w:r>
+              <w:rPr>
+                <w:szCs w:val="24"/>
+              </w:rPr>
+              <w:t xml:space="preserve"> or </w:t>
+            </w:r>
+            <w:r>
+              <w:rPr>
+                <w:b/>
+                <w:bCs/>
+                <w:szCs w:val="24"/>
+              </w:rPr>
+              <w:t>GitLab CI</w:t>
+            </w:r>
+            <w:r>
+              <w:rPr>
+                <w:szCs w:val="24"/>
+              </w:rPr>
+              <w:t>.</w:t>
+            </w:r>
+          </w:p>
+          <w:p>
+            <w:pPr>
+              <w:numPr>
+                <w:ilvl w:val="1"/>
+                <w:numId w:val="13"/>
+              </w:numPr>
+              <w:rPr>
+                <w:szCs w:val="24"/>
+              </w:rPr>
+            </w:pPr>
+            <w:r>
+              <w:rPr>
+                <w:szCs w:val="24"/>
+              </w:rPr>
+              <w:t>Automate build triggers on every git push.</w:t>
+            </w:r>
+          </w:p>
+          <w:p>
+            <w:pPr>
+              <w:rPr>
+                <w:szCs w:val="24"/>
+              </w:rPr>
+            </w:pPr>
+          </w:p>
+        </w:tc>
+        <w:tc>
+          <w:tcPr>
+            <w:tcW w:w="1315" w:type="dxa"/>
+          </w:tcPr>
+          <w:p>
+            <w:pPr>
+              <w:jc w:val="center"/>
+              <w:rPr>
+                <w:szCs w:val="24"/>
+              </w:rPr>
+            </w:pPr>
+            <w:r>
+              <w:rPr>
+                <w:szCs w:val="24"/>
+              </w:rPr>
+              <w:t>30 - 4 April 2026</w:t>
+            </w:r>
+          </w:p>
+        </w:tc>
+      </w:tr>
+      <w:tr>
+        <w:tc>
+          <w:tcPr>
+            <w:tcW w:w="7210" w:type="dxa"/>
+          </w:tcPr>
+          <w:p>
+            <w:pPr>
+              <w:numPr>
+                <w:ilvl w:val="0"/>
+                <w:numId w:val="13"/>
+              </w:numPr>
+              <w:rPr>
+                <w:szCs w:val="24"/>
+              </w:rPr>
+            </w:pPr>
+            <w:r>
+              <w:rPr>
+                <w:b/>
+                <w:bCs/>
+                <w:szCs w:val="24"/>
+              </w:rPr>
+              <w:t>Week 10: Sprint 2 - Integration</w:t>
+            </w:r>
+          </w:p>
+          <w:p>
+            <w:pPr>
+              <w:numPr>
+                <w:ilvl w:val="1"/>
+                <w:numId w:val="13"/>
+              </w:numPr>
+              <w:rPr>
+                <w:szCs w:val="24"/>
+              </w:rPr>
+            </w:pPr>
+            <w:r>
+              <w:rPr>
+                <w:szCs w:val="24"/>
+              </w:rPr>
+              <w:t>Develop UI and connect to the database.</w:t>
+            </w:r>
+          </w:p>
+          <w:p>
+            <w:pPr>
+              <w:numPr>
+                <w:ilvl w:val="1"/>
+                <w:numId w:val="13"/>
+              </w:numPr>
+              <w:rPr>
+                <w:szCs w:val="24"/>
+              </w:rPr>
+            </w:pPr>
+            <w:r>
+              <w:rPr>
+                <w:b/>
+                <w:bCs/>
+                <w:szCs w:val="24"/>
+              </w:rPr>
+              <w:t>Jira:</w:t>
+            </w:r>
+            <w:r>
+              <w:rPr>
+                <w:szCs w:val="24"/>
+              </w:rPr>
+              <w:t xml:space="preserve"> Move stories to "In Progress" and "Testing."</w:t>
+            </w:r>
+          </w:p>
+          <w:p>
+            <w:pPr>
+              <w:rPr>
+                <w:szCs w:val="24"/>
+              </w:rPr>
+            </w:pPr>
+          </w:p>
+        </w:tc>
+        <w:tc>
+          <w:tcPr>
+            <w:tcW w:w="1315" w:type="dxa"/>
+          </w:tcPr>
+          <w:p>
+            <w:pPr>
+              <w:jc w:val="center"/>
+              <w:rPr>
+                <w:szCs w:val="24"/>
+              </w:rPr>
+            </w:pPr>
+            <w:r>
+              <w:rPr>
+                <w:szCs w:val="24"/>
+              </w:rPr>
+              <w:t>6- 11 April 2026</w:t>
+            </w:r>
+          </w:p>
+        </w:tc>
+      </w:tr>
+      <w:tr>
+        <w:tc>
+          <w:tcPr>
+            <w:tcW w:w="7210" w:type="dxa"/>
+          </w:tcPr>
+          <w:p>
+            <w:pPr>
+              <w:rPr>
+                <w:b/>
+                <w:bCs/>
+                <w:szCs w:val="24"/>
+              </w:rPr>
+            </w:pPr>
+            <w:r>
+              <w:rPr>
+                <w:b/>
+                <w:bCs/>
+                <w:szCs w:val="24"/>
+              </w:rPr>
+              <w:t>Phase 5: Testing &amp; Deployment (Weeks 11–12)</w:t>
+            </w:r>
+          </w:p>
+          <w:p>
+            <w:pPr>
+              <w:rPr>
+                <w:szCs w:val="24"/>
+              </w:rPr>
+            </w:pPr>
+            <w:r>
+              <w:rPr>
+                <w:b/>
+                <w:bCs/>
+                <w:szCs w:val="24"/>
+              </w:rPr>
+              <w:t>Focus:</w:t>
+            </w:r>
+            <w:r>
+              <w:rPr>
+                <w:szCs w:val="24"/>
+              </w:rPr>
+              <w:t xml:space="preserve"> Quality assurance and final delivery.</w:t>
+            </w:r>
+          </w:p>
+          <w:p>
+            <w:pPr>
+              <w:numPr>
+                <w:ilvl w:val="0"/>
+                <w:numId w:val="14"/>
+              </w:numPr>
+              <w:rPr>
+                <w:szCs w:val="24"/>
+              </w:rPr>
+            </w:pPr>
+            <w:r>
+              <w:rPr>
+                <w:b/>
+                <w:bCs/>
+                <w:szCs w:val="24"/>
+              </w:rPr>
+              <w:t>Week 11: Testing Phase</w:t>
+            </w:r>
+          </w:p>
+          <w:p>
+            <w:pPr>
+              <w:numPr>
+                <w:ilvl w:val="1"/>
+                <w:numId w:val="14"/>
+              </w:numPr>
+              <w:rPr>
+                <w:szCs w:val="24"/>
+              </w:rPr>
+            </w:pPr>
+            <w:r>
+              <w:rPr>
+                <w:b/>
+                <w:bCs/>
+                <w:szCs w:val="24"/>
+              </w:rPr>
+              <w:t>Unit Testing:</w:t>
+            </w:r>
+            <w:r>
+              <w:rPr>
+                <w:szCs w:val="24"/>
+              </w:rPr>
+              <w:t xml:space="preserve"> (JUnit, </w:t>
+            </w:r>
+            <w:proofErr w:type="spellStart"/>
+            <w:r>
+              <w:rPr>
+                <w:szCs w:val="24"/>
+              </w:rPr>
+              <w:t>PyTest</w:t>
+            </w:r>
+            <w:proofErr w:type="spellEnd"/>
+            <w:r>
+              <w:rPr>
+                <w:szCs w:val="24"/>
+              </w:rPr>
+              <w:t>) ensuring methods work as intended.</w:t>
+            </w:r>
+          </w:p>
+          <w:p>
+            <w:pPr>
+              <w:numPr>
+                <w:ilvl w:val="1"/>
+                <w:numId w:val="14"/>
+              </w:numPr>
+              <w:rPr>
+                <w:szCs w:val="24"/>
+              </w:rPr>
+            </w:pPr>
+            <w:r>
+              <w:rPr>
+                <w:b/>
+                <w:bCs/>
+                <w:szCs w:val="24"/>
+              </w:rPr>
+              <w:t>Integration Testing:</w:t>
+            </w:r>
+            <w:r>
+              <w:rPr>
+                <w:szCs w:val="24"/>
+              </w:rPr>
+              <w:t xml:space="preserve"> Testing the flow between components.</w:t>
+            </w:r>
+          </w:p>
+          <w:p>
+            <w:pPr>
+              <w:numPr>
+                <w:ilvl w:val="1"/>
+                <w:numId w:val="14"/>
+              </w:numPr>
+              <w:rPr>
+                <w:szCs w:val="24"/>
+              </w:rPr>
+            </w:pPr>
+            <w:r>
+              <w:rPr>
+                <w:b/>
+                <w:bCs/>
+                <w:szCs w:val="24"/>
+              </w:rPr>
+              <w:t>Tooling:</w:t>
+            </w:r>
+            <w:r>
+              <w:rPr>
+                <w:szCs w:val="24"/>
+              </w:rPr>
+              <w:t xml:space="preserve"> Integrate test reports into the CI/CD pipeline.</w:t>
+            </w:r>
+          </w:p>
+        </w:tc>
+        <w:tc>
+          <w:tcPr>
+            <w:tcW w:w="1315" w:type="dxa"/>
+          </w:tcPr>
+          <w:p>
+            <w:pPr>
+              <w:jc w:val="center"/>
+              <w:rPr>
+                <w:szCs w:val="24"/>
+              </w:rPr>
+            </w:pPr>
+          </w:p>
+          <w:p>
+            <w:pPr>
+              <w:jc w:val="center"/>
+              <w:rPr>
+                <w:szCs w:val="24"/>
+              </w:rPr>
+            </w:pPr>
+          </w:p>
+          <w:p>
+            <w:pPr>
+              <w:jc w:val="center"/>
+              <w:rPr>
+                <w:szCs w:val="24"/>
+              </w:rPr>
+            </w:pPr>
+            <w:r>
+              <w:rPr>
+                <w:szCs w:val="24"/>
+              </w:rPr>
+              <w:t>13 – 18 April 2026</w:t>
+            </w:r>
+          </w:p>
+        </w:tc>
+      </w:tr>
+      <w:tr>
+        <w:tc>
+          <w:tcPr>
+            <w:tcW w:w="7210" w:type="dxa"/>
+          </w:tcPr>
+          <w:p>
+            <w:pPr>
+              <w:numPr>
+                <w:ilvl w:val="0"/>
+                <w:numId w:val="14"/>
+              </w:numPr>
+              <w:rPr>
+                <w:szCs w:val="24"/>
+              </w:rPr>
+            </w:pPr>
+            <w:r>
+              <w:rPr>
+                <w:b/>
+                <w:bCs/>
+                <w:szCs w:val="24"/>
+              </w:rPr>
+              <w:t>Week 12: Deployment &amp; Final Review</w:t>
+            </w:r>
+          </w:p>
+          <w:p>
+            <w:pPr>
+              <w:numPr>
+                <w:ilvl w:val="1"/>
+                <w:numId w:val="14"/>
+              </w:numPr>
+              <w:rPr>
+                <w:szCs w:val="24"/>
+              </w:rPr>
+            </w:pPr>
+            <w:r>
+              <w:rPr>
+                <w:szCs w:val="24"/>
+              </w:rPr>
+              <w:t xml:space="preserve">Finalize the </w:t>
+            </w:r>
+            <w:r>
+              <w:rPr>
+                <w:b/>
+                <w:bCs/>
+                <w:szCs w:val="24"/>
+              </w:rPr>
+              <w:t>Deployment Diagram</w:t>
+            </w:r>
+            <w:r>
+              <w:rPr>
+                <w:szCs w:val="24"/>
+              </w:rPr>
+              <w:t xml:space="preserve"> to match the production environment.</w:t>
+            </w:r>
+          </w:p>
+          <w:p>
+            <w:pPr>
+              <w:numPr>
+                <w:ilvl w:val="1"/>
+                <w:numId w:val="14"/>
+              </w:numPr>
+              <w:rPr>
+                <w:szCs w:val="24"/>
+              </w:rPr>
+            </w:pPr>
+            <w:r>
+              <w:rPr>
+                <w:szCs w:val="24"/>
+              </w:rPr>
+              <w:t>Deploy to a staging/production environment (Heroku, AWS, or Azure).</w:t>
+            </w:r>
+          </w:p>
+          <w:p>
+            <w:pPr>
+              <w:numPr>
+                <w:ilvl w:val="1"/>
+                <w:numId w:val="14"/>
+              </w:numPr>
+              <w:rPr>
+                <w:szCs w:val="24"/>
+              </w:rPr>
+            </w:pPr>
+            <w:r>
+              <w:rPr>
+                <w:szCs w:val="24"/>
+              </w:rPr>
+              <w:t>Project Demo and handover.</w:t>
+            </w:r>
+          </w:p>
+          <w:p>
+            <w:pPr>
+              <w:rPr>
+                <w:szCs w:val="24"/>
+              </w:rPr>
+            </w:pPr>
+          </w:p>
+        </w:tc>
+        <w:tc>
+          <w:tcPr>
+            <w:tcW w:w="1315" w:type="dxa"/>
+          </w:tcPr>
+          <w:p>
+            <w:pPr>
+              <w:jc w:val="center"/>
+              <w:rPr>
+                <w:szCs w:val="24"/>
+              </w:rPr>
+            </w:pPr>
+            <w:r>
+              <w:rPr>
+                <w:szCs w:val="24"/>
+              </w:rPr>
+              <w:t>20-25 April 2026</w:t>
+            </w:r>
+          </w:p>
+        </w:tc>
+      </w:tr>
+    </w:tbl>
+    <w:p>
+      <w:pPr>
+        <w:rPr>
+          <w:szCs w:val="24"/>
+        </w:rPr>
+      </w:pPr>
+    </w:p>
+    <w:p>
+      <w:pPr>
+        <w:rPr>
+          <w:i/>
+        </w:rPr>
+      </w:pPr>
+      <w:r>
+        <w:rPr>
+          <w:i/>
+        </w:rPr>
         <w:br w:type="page"/>
       </w:r>
     </w:p>
@@ -2676,12 +5250,103 @@
     <w:p>
       <w:pPr>
         <w:spacing w:line="360" w:lineRule="auto"/>
-      </w:pPr>
-      <w:r>
         <w:rPr>
           <w:b/>
           <w:sz w:val="30"/>
         </w:rPr>
+      </w:pPr>
+    </w:p>
+    <w:p>
+      <w:pPr>
+        <w:spacing w:line="360" w:lineRule="auto"/>
+        <w:rPr>
+          <w:b/>
+          <w:sz w:val="30"/>
+        </w:rPr>
+      </w:pPr>
+    </w:p>
+    <w:p>
+      <w:pPr>
+        <w:spacing w:line="360" w:lineRule="auto"/>
+        <w:rPr>
+          <w:b/>
+          <w:sz w:val="30"/>
+        </w:rPr>
+      </w:pPr>
+    </w:p>
+    <w:p>
+      <w:pPr>
+        <w:spacing w:line="360" w:lineRule="auto"/>
+        <w:rPr>
+          <w:b/>
+          <w:sz w:val="30"/>
+        </w:rPr>
+      </w:pPr>
+    </w:p>
+    <w:p>
+      <w:pPr>
+        <w:spacing w:line="360" w:lineRule="auto"/>
+        <w:rPr>
+          <w:b/>
+          <w:sz w:val="30"/>
+        </w:rPr>
+      </w:pPr>
+    </w:p>
+    <w:p>
+      <w:pPr>
+        <w:spacing w:line="360" w:lineRule="auto"/>
+        <w:rPr>
+          <w:b/>
+          <w:sz w:val="30"/>
+        </w:rPr>
+      </w:pPr>
+    </w:p>
+    <w:p>
+      <w:pPr>
+        <w:spacing w:line="360" w:lineRule="auto"/>
+        <w:rPr>
+          <w:b/>
+          <w:sz w:val="30"/>
+        </w:rPr>
+      </w:pPr>
+    </w:p>
+    <w:p>
+      <w:pPr>
+        <w:spacing w:line="360" w:lineRule="auto"/>
+        <w:rPr>
+          <w:b/>
+          <w:sz w:val="30"/>
+        </w:rPr>
+      </w:pPr>
+    </w:p>
+    <w:p>
+      <w:pPr>
+        <w:spacing w:line="360" w:lineRule="auto"/>
+        <w:rPr>
+          <w:b/>
+          <w:sz w:val="30"/>
+        </w:rPr>
+      </w:pPr>
+    </w:p>
+    <w:p>
+      <w:pPr>
+        <w:spacing w:line="360" w:lineRule="auto"/>
+        <w:rPr>
+          <w:b/>
+          <w:sz w:val="30"/>
+        </w:rPr>
+      </w:pPr>
+    </w:p>
+    <w:p>
+      <w:pPr>
+        <w:spacing w:line="360" w:lineRule="auto"/>
+      </w:pPr>
+      <w:r>
+        <w:rPr>
+          <w:b/>
+          <w:sz w:val="30"/>
+        </w:rPr>
+        <w:lastRenderedPageBreak/>
         <w:t>7.3 Snapshots</w:t>
       </w:r>
     </w:p>
@@ -2689,13 +5354,406 @@
       <w:pPr>
         <w:spacing w:line="360" w:lineRule="auto"/>
         <w:jc w:val="both"/>
-      </w:pPr>
-      <w:r>
-        <w:t>Add screenshots of the application here with captions below each figure and centered.</w:t>
+        <w:rPr>
+          <w:noProof/>
+        </w:rPr>
+      </w:pPr>
+      <w:r>
+        <w:rPr>
+          <w:noProof/>
+        </w:rPr>
+        <w:drawing>
+          <wp:inline distT="0" distB="0" distL="0" distR="0" wp14:anchorId="00E01515" wp14:editId="1684FB62">
+            <wp:extent cx="1295400" cy="3166785"/>
+            <wp:effectExtent l="0" t="0" r="0" b="0"/>
+            <wp:docPr id="10" name="Picture 10"/>
+            <wp:cNvGraphicFramePr>
+              <a:graphicFrameLocks xmlns:a="http://schemas.openxmlformats.org/drawingml/2006/main" noChangeAspect="1"/>
+            </wp:cNvGraphicFramePr>
+            <a:graphic xmlns:a="http://schemas.openxmlformats.org/drawingml/2006/main">
+              <a:graphicData uri="http://schemas.openxmlformats.org/drawingml/2006/picture">
+                <pic:pic xmlns:pic="http://schemas.openxmlformats.org/drawingml/2006/picture">
+                  <pic:nvPicPr>
+                    <pic:cNvPr id="0" name="Picture 1"/>
+                    <pic:cNvPicPr>
+                      <a:picLocks noChangeAspect="1" noChangeArrowheads="1"/>
+                    </pic:cNvPicPr>
+                  </pic:nvPicPr>
+                  <pic:blipFill>
+                    <a:blip r:embed="rId24">
+                      <a:extLst>
+                        <a:ext uri="{28A0092B-C50C-407E-A947-70E740481C1C}">
+                          <a14:useLocalDpi xmlns:a14="http://schemas.microsoft.com/office/drawing/2010/main" val="0"/>
+                        </a:ext>
+                      </a:extLst>
+                    </a:blip>
+                    <a:srcRect/>
+                    <a:stretch>
+                      <a:fillRect/>
+                    </a:stretch>
+                  </pic:blipFill>
+                  <pic:spPr bwMode="auto">
+                    <a:xfrm>
+                      <a:off x="0" y="0"/>
+                      <a:ext cx="1302177" cy="3183353"/>
+                    </a:xfrm>
+                    <a:prstGeom prst="rect">
+                      <a:avLst/>
+                    </a:prstGeom>
+                    <a:noFill/>
+                    <a:ln>
+                      <a:noFill/>
+                    </a:ln>
+                  </pic:spPr>
+                </pic:pic>
+              </a:graphicData>
+            </a:graphic>
+          </wp:inline>
+        </w:drawing>
+      </w:r>
+      <w:r>
+        <w:rPr>
+          <w:noProof/>
+        </w:rPr>
+        <w:t xml:space="preserve">                   </w:t>
+      </w:r>
+      <w:r>
+        <w:rPr>
+          <w:noProof/>
+        </w:rPr>
+        <w:drawing>
+          <wp:inline distT="0" distB="0" distL="0" distR="0" wp14:anchorId="302AEC36" wp14:editId="2E5B1329">
+            <wp:extent cx="1295514" cy="3167063"/>
+            <wp:effectExtent l="0" t="0" r="0" b="0"/>
+            <wp:docPr id="11" name="Picture 11"/>
+            <wp:cNvGraphicFramePr>
+              <a:graphicFrameLocks xmlns:a="http://schemas.openxmlformats.org/drawingml/2006/main" noChangeAspect="1"/>
+            </wp:cNvGraphicFramePr>
+            <a:graphic xmlns:a="http://schemas.openxmlformats.org/drawingml/2006/main">
+              <a:graphicData uri="http://schemas.openxmlformats.org/drawingml/2006/picture">
+                <pic:pic xmlns:pic="http://schemas.openxmlformats.org/drawingml/2006/picture">
+                  <pic:nvPicPr>
+                    <pic:cNvPr id="0" name="Picture 2"/>
+                    <pic:cNvPicPr>
+                      <a:picLocks noChangeAspect="1" noChangeArrowheads="1"/>
+                    </pic:cNvPicPr>
+                  </pic:nvPicPr>
+                  <pic:blipFill>
+                    <a:blip r:embed="rId25">
+                      <a:extLst>
+                        <a:ext uri="{28A0092B-C50C-407E-A947-70E740481C1C}">
+                          <a14:useLocalDpi xmlns:a14="http://schemas.microsoft.com/office/drawing/2010/main" val="0"/>
+                        </a:ext>
+                      </a:extLst>
+                    </a:blip>
+                    <a:srcRect/>
+                    <a:stretch>
+                      <a:fillRect/>
+                    </a:stretch>
+                  </pic:blipFill>
+                  <pic:spPr bwMode="auto">
+                    <a:xfrm>
+                      <a:off x="0" y="0"/>
+                      <a:ext cx="1307444" cy="3196227"/>
+                    </a:xfrm>
+                    <a:prstGeom prst="rect">
+                      <a:avLst/>
+                    </a:prstGeom>
+                    <a:noFill/>
+                    <a:ln>
+                      <a:noFill/>
+                    </a:ln>
+                  </pic:spPr>
+                </pic:pic>
+              </a:graphicData>
+            </a:graphic>
+          </wp:inline>
+        </w:drawing>
+      </w:r>
+      <w:r>
+        <w:rPr>
+          <w:noProof/>
+        </w:rPr>
+        <w:t xml:space="preserve">                  </w:t>
+      </w:r>
+      <w:r>
+        <w:rPr>
+          <w:noProof/>
+        </w:rPr>
+        <w:drawing>
+          <wp:inline distT="0" distB="0" distL="0" distR="0" wp14:anchorId="72A834FA" wp14:editId="7EDF234C">
+            <wp:extent cx="1243012" cy="3191354"/>
+            <wp:effectExtent l="0" t="0" r="0" b="0"/>
+            <wp:docPr id="12" name="Picture 12"/>
+            <wp:cNvGraphicFramePr>
+              <a:graphicFrameLocks xmlns:a="http://schemas.openxmlformats.org/drawingml/2006/main" noChangeAspect="1"/>
+            </wp:cNvGraphicFramePr>
+            <a:graphic xmlns:a="http://schemas.openxmlformats.org/drawingml/2006/main">
+              <a:graphicData uri="http://schemas.openxmlformats.org/drawingml/2006/picture">
+                <pic:pic xmlns:pic="http://schemas.openxmlformats.org/drawingml/2006/picture">
+                  <pic:nvPicPr>
+                    <pic:cNvPr id="0" name="Picture 3"/>
+                    <pic:cNvPicPr>
+                      <a:picLocks noChangeAspect="1" noChangeArrowheads="1"/>
+                    </pic:cNvPicPr>
+                  </pic:nvPicPr>
+                  <pic:blipFill>
+                    <a:blip r:embed="rId26">
+                      <a:extLst>
+                        <a:ext uri="{28A0092B-C50C-407E-A947-70E740481C1C}">
+                          <a14:useLocalDpi xmlns:a14="http://schemas.microsoft.com/office/drawing/2010/main" val="0"/>
+                        </a:ext>
+                      </a:extLst>
+                    </a:blip>
+                    <a:srcRect/>
+                    <a:stretch>
+                      <a:fillRect/>
+                    </a:stretch>
+                  </pic:blipFill>
+                  <pic:spPr bwMode="auto">
+                    <a:xfrm>
+                      <a:off x="0" y="0"/>
+                      <a:ext cx="1250307" cy="3210083"/>
+                    </a:xfrm>
+                    <a:prstGeom prst="rect">
+                      <a:avLst/>
+                    </a:prstGeom>
+                    <a:noFill/>
+                    <a:ln>
+                      <a:noFill/>
+                    </a:ln>
+                  </pic:spPr>
+                </pic:pic>
+              </a:graphicData>
+            </a:graphic>
+          </wp:inline>
+        </w:drawing>
+      </w:r>
+    </w:p>
+    <w:p>
+      <w:pPr>
+        <w:spacing w:line="360" w:lineRule="auto"/>
+        <w:jc w:val="both"/>
+        <w:rPr>
+          <w:noProof/>
+        </w:rPr>
+      </w:pPr>
+      <w:r>
+        <w:rPr>
+          <w:noProof/>
+        </w:rPr>
+        <w:t>Home Page                                             Search                                         Results</w:t>
+      </w:r>
+    </w:p>
+    <w:p>
+      <w:pPr>
+        <w:spacing w:line="360" w:lineRule="auto"/>
+        <w:jc w:val="both"/>
+        <w:rPr>
+          <w:noProof/>
+        </w:rPr>
+      </w:pPr>
+    </w:p>
+    <w:p>
+      <w:pPr>
+        <w:spacing w:line="360" w:lineRule="auto"/>
+        <w:jc w:val="both"/>
+      </w:pPr>
+    </w:p>
+    <w:p>
+      <w:pPr>
+        <w:spacing w:line="360" w:lineRule="auto"/>
+        <w:jc w:val="both"/>
+        <w:rPr>
+          <w:noProof/>
+        </w:rPr>
+      </w:pPr>
+      <w:r>
+        <w:rPr>
+          <w:noProof/>
+        </w:rPr>
+        <w:drawing>
+          <wp:inline distT="0" distB="0" distL="0" distR="0" wp14:anchorId="0B90F3C9" wp14:editId="2FC6A871">
+            <wp:extent cx="1219200" cy="2980503"/>
+            <wp:effectExtent l="0" t="0" r="0" b="0"/>
+            <wp:docPr id="13" name="Picture 13"/>
+            <wp:cNvGraphicFramePr>
+              <a:graphicFrameLocks xmlns:a="http://schemas.openxmlformats.org/drawingml/2006/main" noChangeAspect="1"/>
+            </wp:cNvGraphicFramePr>
+            <a:graphic xmlns:a="http://schemas.openxmlformats.org/drawingml/2006/main">
+              <a:graphicData uri="http://schemas.openxmlformats.org/drawingml/2006/picture">
+                <pic:pic xmlns:pic="http://schemas.openxmlformats.org/drawingml/2006/picture">
+                  <pic:nvPicPr>
+                    <pic:cNvPr id="0" name="Picture 4"/>
+                    <pic:cNvPicPr>
+                      <a:picLocks noChangeAspect="1" noChangeArrowheads="1"/>
+                    </pic:cNvPicPr>
+                  </pic:nvPicPr>
+                  <pic:blipFill>
+                    <a:blip r:embed="rId27">
+                      <a:extLst>
+                        <a:ext uri="{28A0092B-C50C-407E-A947-70E740481C1C}">
+                          <a14:useLocalDpi xmlns:a14="http://schemas.microsoft.com/office/drawing/2010/main" val="0"/>
+                        </a:ext>
+                      </a:extLst>
+                    </a:blip>
+                    <a:srcRect/>
+                    <a:stretch>
+                      <a:fillRect/>
+                    </a:stretch>
+                  </pic:blipFill>
+                  <pic:spPr bwMode="auto">
+                    <a:xfrm>
+                      <a:off x="0" y="0"/>
+                      <a:ext cx="1239402" cy="3029888"/>
+                    </a:xfrm>
+                    <a:prstGeom prst="rect">
+                      <a:avLst/>
+                    </a:prstGeom>
+                    <a:noFill/>
+                    <a:ln>
+                      <a:noFill/>
+                    </a:ln>
+                  </pic:spPr>
+                </pic:pic>
+              </a:graphicData>
+            </a:graphic>
+          </wp:inline>
+        </w:drawing>
+      </w:r>
+      <w:r>
+        <w:rPr>
+          <w:noProof/>
+        </w:rPr>
+        <w:t xml:space="preserve">                     </w:t>
+      </w:r>
+      <w:r>
+        <w:rPr>
+          <w:noProof/>
+        </w:rPr>
+        <w:drawing>
+          <wp:inline distT="0" distB="0" distL="0" distR="0" wp14:anchorId="24D896DD" wp14:editId="2A39F8C9">
+            <wp:extent cx="1219536" cy="2981325"/>
+            <wp:effectExtent l="0" t="0" r="0" b="0"/>
+            <wp:docPr id="14" name="Picture 14"/>
+            <wp:cNvGraphicFramePr>
+              <a:graphicFrameLocks xmlns:a="http://schemas.openxmlformats.org/drawingml/2006/main" noChangeAspect="1"/>
+            </wp:cNvGraphicFramePr>
+            <a:graphic xmlns:a="http://schemas.openxmlformats.org/drawingml/2006/main">
+              <a:graphicData uri="http://schemas.openxmlformats.org/drawingml/2006/picture">
+                <pic:pic xmlns:pic="http://schemas.openxmlformats.org/drawingml/2006/picture">
+                  <pic:nvPicPr>
+                    <pic:cNvPr id="0" name="Picture 5"/>
+                    <pic:cNvPicPr>
+                      <a:picLocks noChangeAspect="1" noChangeArrowheads="1"/>
+                    </pic:cNvPicPr>
+                  </pic:nvPicPr>
+                  <pic:blipFill>
+                    <a:blip r:embed="rId28">
+                      <a:extLst>
+                        <a:ext uri="{28A0092B-C50C-407E-A947-70E740481C1C}">
+                          <a14:useLocalDpi xmlns:a14="http://schemas.microsoft.com/office/drawing/2010/main" val="0"/>
+                        </a:ext>
+                      </a:extLst>
+                    </a:blip>
+                    <a:srcRect/>
+                    <a:stretch>
+                      <a:fillRect/>
+                    </a:stretch>
+                  </pic:blipFill>
+                  <pic:spPr bwMode="auto">
+                    <a:xfrm>
+                      <a:off x="0" y="0"/>
+                      <a:ext cx="1222630" cy="2988888"/>
+                    </a:xfrm>
+                    <a:prstGeom prst="rect">
+                      <a:avLst/>
+                    </a:prstGeom>
+                    <a:noFill/>
+                    <a:ln>
+                      <a:noFill/>
+                    </a:ln>
+                  </pic:spPr>
+                </pic:pic>
+              </a:graphicData>
+            </a:graphic>
+          </wp:inline>
+        </w:drawing>
+      </w:r>
+      <w:r>
+        <w:rPr>
+          <w:noProof/>
+        </w:rPr>
+        <w:t xml:space="preserve">                     </w:t>
+      </w:r>
+      <w:r>
+        <w:rPr>
+          <w:noProof/>
+        </w:rPr>
+        <w:drawing>
+          <wp:inline distT="0" distB="0" distL="0" distR="0" wp14:anchorId="1B87B2F0" wp14:editId="5CD3B5B8">
+            <wp:extent cx="1228725" cy="3003790"/>
+            <wp:effectExtent l="0" t="0" r="0" b="6350"/>
+            <wp:docPr id="16" name="Picture 16"/>
+            <wp:cNvGraphicFramePr>
+              <a:graphicFrameLocks xmlns:a="http://schemas.openxmlformats.org/drawingml/2006/main" noChangeAspect="1"/>
+            </wp:cNvGraphicFramePr>
+            <a:graphic xmlns:a="http://schemas.openxmlformats.org/drawingml/2006/main">
+              <a:graphicData uri="http://schemas.openxmlformats.org/drawingml/2006/picture">
+                <pic:pic xmlns:pic="http://schemas.openxmlformats.org/drawingml/2006/picture">
+                  <pic:nvPicPr>
+                    <pic:cNvPr id="0" name="Picture 7"/>
+                    <pic:cNvPicPr>
+                      <a:picLocks noChangeAspect="1" noChangeArrowheads="1"/>
+                    </pic:cNvPicPr>
+                  </pic:nvPicPr>
+                  <pic:blipFill>
+                    <a:blip r:embed="rId29">
+                      <a:extLst>
+                        <a:ext uri="{28A0092B-C50C-407E-A947-70E740481C1C}">
+                          <a14:useLocalDpi xmlns:a14="http://schemas.microsoft.com/office/drawing/2010/main" val="0"/>
+                        </a:ext>
+                      </a:extLst>
+                    </a:blip>
+                    <a:srcRect/>
+                    <a:stretch>
+                      <a:fillRect/>
+                    </a:stretch>
+                  </pic:blipFill>
+                  <pic:spPr bwMode="auto">
+                    <a:xfrm>
+                      <a:off x="0" y="0"/>
+                      <a:ext cx="1238870" cy="3028592"/>
+                    </a:xfrm>
+                    <a:prstGeom prst="rect">
+                      <a:avLst/>
+                    </a:prstGeom>
+                    <a:noFill/>
+                    <a:ln>
+                      <a:noFill/>
+                    </a:ln>
+                  </pic:spPr>
+                </pic:pic>
+              </a:graphicData>
+            </a:graphic>
+          </wp:inline>
+        </w:drawing>
+      </w:r>
+    </w:p>
+    <w:p>
+      <w:pPr>
+        <w:spacing w:line="360" w:lineRule="auto"/>
+        <w:jc w:val="both"/>
+      </w:pPr>
+      <w:r>
+        <w:rPr>
+          <w:noProof/>
+        </w:rPr>
+        <w:t>Language Selector                             Languages                                   Search History</w:t>
       </w:r>
     </w:p>
     <w:sectPr>
-      <w:footerReference w:type="default" r:id="rId24"/>
+      <w:footerReference w:type="default" r:id="rId30"/>
       <w:pgSz w:w="11909" w:h="16834"/>
       <w:pgMar w:top="1440" w:right="1440" w:bottom="1440" w:left="2160" w:header="720" w:footer="720" w:gutter="0"/>
       <w:cols w:space="720"/>
@@ -3060,6 +6118,751 @@
       </w:rPr>
     </w:lvl>
   </w:abstractNum>
+  <w:abstractNum w:abstractNumId="9" w15:restartNumberingAfterBreak="0">
+    <w:nsid w:val="05F36294"/>
+    <w:multiLevelType w:val="multilevel"/>
+    <w:tmpl w:val="FFFFFFFF"/>
+    <w:lvl w:ilvl="0">
+      <w:start w:val="1"/>
+      <w:numFmt w:val="bullet"/>
+      <w:lvlText w:val=""/>
+      <w:lvlJc w:val="left"/>
+      <w:pPr>
+        <w:tabs>
+          <w:tab w:val="num" w:pos="720"/>
+        </w:tabs>
+        <w:ind w:left="720" w:hanging="360"/>
+      </w:pPr>
+      <w:rPr>
+        <w:rFonts w:ascii="Symbol" w:hAnsi="Symbol" w:hint="default"/>
+        <w:sz w:val="20"/>
+      </w:rPr>
+    </w:lvl>
+    <w:lvl w:ilvl="1">
+      <w:start w:val="1"/>
+      <w:numFmt w:val="bullet"/>
+      <w:lvlText w:val="o"/>
+      <w:lvlJc w:val="left"/>
+      <w:pPr>
+        <w:tabs>
+          <w:tab w:val="num" w:pos="1440"/>
+        </w:tabs>
+        <w:ind w:left="1440" w:hanging="360"/>
+      </w:pPr>
+      <w:rPr>
+        <w:rFonts w:ascii="Courier New" w:hAnsi="Courier New" w:hint="default"/>
+        <w:sz w:val="20"/>
+      </w:rPr>
+    </w:lvl>
+    <w:lvl w:ilvl="2" w:tentative="1">
+      <w:start w:val="1"/>
+      <w:numFmt w:val="bullet"/>
+      <w:lvlText w:val=""/>
+      <w:lvlJc w:val="left"/>
+      <w:pPr>
+        <w:tabs>
+          <w:tab w:val="num" w:pos="2160"/>
+        </w:tabs>
+        <w:ind w:left="2160" w:hanging="360"/>
+      </w:pPr>
+      <w:rPr>
+        <w:rFonts w:ascii="Wingdings" w:hAnsi="Wingdings" w:hint="default"/>
+        <w:sz w:val="20"/>
+      </w:rPr>
+    </w:lvl>
+    <w:lvl w:ilvl="3" w:tentative="1">
+      <w:start w:val="1"/>
+      <w:numFmt w:val="bullet"/>
+      <w:lvlText w:val=""/>
+      <w:lvlJc w:val="left"/>
+      <w:pPr>
+        <w:tabs>
+          <w:tab w:val="num" w:pos="2880"/>
+        </w:tabs>
+        <w:ind w:left="2880" w:hanging="360"/>
+      </w:pPr>
+      <w:rPr>
+        <w:rFonts w:ascii="Wingdings" w:hAnsi="Wingdings" w:hint="default"/>
+        <w:sz w:val="20"/>
+      </w:rPr>
+    </w:lvl>
+    <w:lvl w:ilvl="4" w:tentative="1">
+      <w:start w:val="1"/>
+      <w:numFmt w:val="bullet"/>
+      <w:lvlText w:val=""/>
+      <w:lvlJc w:val="left"/>
+      <w:pPr>
+        <w:tabs>
+          <w:tab w:val="num" w:pos="3600"/>
+        </w:tabs>
+        <w:ind w:left="3600" w:hanging="360"/>
+      </w:pPr>
+      <w:rPr>
+        <w:rFonts w:ascii="Wingdings" w:hAnsi="Wingdings" w:hint="default"/>
+        <w:sz w:val="20"/>
+      </w:rPr>
+    </w:lvl>
+    <w:lvl w:ilvl="5" w:tentative="1">
+      <w:start w:val="1"/>
+      <w:numFmt w:val="bullet"/>
+      <w:lvlText w:val=""/>
+      <w:lvlJc w:val="left"/>
+      <w:pPr>
+        <w:tabs>
+          <w:tab w:val="num" w:pos="4320"/>
+        </w:tabs>
+        <w:ind w:left="4320" w:hanging="360"/>
+      </w:pPr>
+      <w:rPr>
+        <w:rFonts w:ascii="Wingdings" w:hAnsi="Wingdings" w:hint="default"/>
+        <w:sz w:val="20"/>
+      </w:rPr>
+    </w:lvl>
+    <w:lvl w:ilvl="6" w:tentative="1">
+      <w:start w:val="1"/>
+      <w:numFmt w:val="bullet"/>
+      <w:lvlText w:val=""/>
+      <w:lvlJc w:val="left"/>
+      <w:pPr>
+        <w:tabs>
+          <w:tab w:val="num" w:pos="5040"/>
+        </w:tabs>
+        <w:ind w:left="5040" w:hanging="360"/>
+      </w:pPr>
+      <w:rPr>
+        <w:rFonts w:ascii="Wingdings" w:hAnsi="Wingdings" w:hint="default"/>
+        <w:sz w:val="20"/>
+      </w:rPr>
+    </w:lvl>
+    <w:lvl w:ilvl="7" w:tentative="1">
+      <w:start w:val="1"/>
+      <w:numFmt w:val="bullet"/>
+      <w:lvlText w:val=""/>
+      <w:lvlJc w:val="left"/>
+      <w:pPr>
+        <w:tabs>
+          <w:tab w:val="num" w:pos="5760"/>
+        </w:tabs>
+        <w:ind w:left="5760" w:hanging="360"/>
+      </w:pPr>
+      <w:rPr>
+        <w:rFonts w:ascii="Wingdings" w:hAnsi="Wingdings" w:hint="default"/>
+        <w:sz w:val="20"/>
+      </w:rPr>
+    </w:lvl>
+    <w:lvl w:ilvl="8" w:tentative="1">
+      <w:start w:val="1"/>
+      <w:numFmt w:val="bullet"/>
+      <w:lvlText w:val=""/>
+      <w:lvlJc w:val="left"/>
+      <w:pPr>
+        <w:tabs>
+          <w:tab w:val="num" w:pos="6480"/>
+        </w:tabs>
+        <w:ind w:left="6480" w:hanging="360"/>
+      </w:pPr>
+      <w:rPr>
+        <w:rFonts w:ascii="Wingdings" w:hAnsi="Wingdings" w:hint="default"/>
+        <w:sz w:val="20"/>
+      </w:rPr>
+    </w:lvl>
+  </w:abstractNum>
+  <w:abstractNum w:abstractNumId="10" w15:restartNumberingAfterBreak="0">
+    <w:nsid w:val="21DF1FE4"/>
+    <w:multiLevelType w:val="multilevel"/>
+    <w:tmpl w:val="FFFFFFFF"/>
+    <w:lvl w:ilvl="0">
+      <w:start w:val="1"/>
+      <w:numFmt w:val="bullet"/>
+      <w:lvlText w:val=""/>
+      <w:lvlJc w:val="left"/>
+      <w:pPr>
+        <w:tabs>
+          <w:tab w:val="num" w:pos="720"/>
+        </w:tabs>
+        <w:ind w:left="720" w:hanging="360"/>
+      </w:pPr>
+      <w:rPr>
+        <w:rFonts w:ascii="Symbol" w:hAnsi="Symbol" w:hint="default"/>
+        <w:sz w:val="20"/>
+      </w:rPr>
+    </w:lvl>
+    <w:lvl w:ilvl="1">
+      <w:start w:val="1"/>
+      <w:numFmt w:val="bullet"/>
+      <w:lvlText w:val="o"/>
+      <w:lvlJc w:val="left"/>
+      <w:pPr>
+        <w:tabs>
+          <w:tab w:val="num" w:pos="1440"/>
+        </w:tabs>
+        <w:ind w:left="1440" w:hanging="360"/>
+      </w:pPr>
+      <w:rPr>
+        <w:rFonts w:ascii="Courier New" w:hAnsi="Courier New" w:hint="default"/>
+        <w:sz w:val="20"/>
+      </w:rPr>
+    </w:lvl>
+    <w:lvl w:ilvl="2">
+      <w:start w:val="1"/>
+      <w:numFmt w:val="bullet"/>
+      <w:lvlText w:val=""/>
+      <w:lvlJc w:val="left"/>
+      <w:pPr>
+        <w:tabs>
+          <w:tab w:val="num" w:pos="2160"/>
+        </w:tabs>
+        <w:ind w:left="2160" w:hanging="360"/>
+      </w:pPr>
+      <w:rPr>
+        <w:rFonts w:ascii="Wingdings" w:hAnsi="Wingdings" w:hint="default"/>
+        <w:sz w:val="20"/>
+      </w:rPr>
+    </w:lvl>
+    <w:lvl w:ilvl="3" w:tentative="1">
+      <w:start w:val="1"/>
+      <w:numFmt w:val="bullet"/>
+      <w:lvlText w:val=""/>
+      <w:lvlJc w:val="left"/>
+      <w:pPr>
+        <w:tabs>
+          <w:tab w:val="num" w:pos="2880"/>
+        </w:tabs>
+        <w:ind w:left="2880" w:hanging="360"/>
+      </w:pPr>
+      <w:rPr>
+        <w:rFonts w:ascii="Wingdings" w:hAnsi="Wingdings" w:hint="default"/>
+        <w:sz w:val="20"/>
+      </w:rPr>
+    </w:lvl>
+    <w:lvl w:ilvl="4" w:tentative="1">
+      <w:start w:val="1"/>
+      <w:numFmt w:val="bullet"/>
+      <w:lvlText w:val=""/>
+      <w:lvlJc w:val="left"/>
+      <w:pPr>
+        <w:tabs>
+          <w:tab w:val="num" w:pos="3600"/>
+        </w:tabs>
+        <w:ind w:left="3600" w:hanging="360"/>
+      </w:pPr>
+      <w:rPr>
+        <w:rFonts w:ascii="Wingdings" w:hAnsi="Wingdings" w:hint="default"/>
+        <w:sz w:val="20"/>
+      </w:rPr>
+    </w:lvl>
+    <w:lvl w:ilvl="5" w:tentative="1">
+      <w:start w:val="1"/>
+      <w:numFmt w:val="bullet"/>
+      <w:lvlText w:val=""/>
+      <w:lvlJc w:val="left"/>
+      <w:pPr>
+        <w:tabs>
+          <w:tab w:val="num" w:pos="4320"/>
+        </w:tabs>
+        <w:ind w:left="4320" w:hanging="360"/>
+      </w:pPr>
+      <w:rPr>
+        <w:rFonts w:ascii="Wingdings" w:hAnsi="Wingdings" w:hint="default"/>
+        <w:sz w:val="20"/>
+      </w:rPr>
+    </w:lvl>
+    <w:lvl w:ilvl="6" w:tentative="1">
+      <w:start w:val="1"/>
+      <w:numFmt w:val="bullet"/>
+      <w:lvlText w:val=""/>
+      <w:lvlJc w:val="left"/>
+      <w:pPr>
+        <w:tabs>
+          <w:tab w:val="num" w:pos="5040"/>
+        </w:tabs>
+        <w:ind w:left="5040" w:hanging="360"/>
+      </w:pPr>
+      <w:rPr>
+        <w:rFonts w:ascii="Wingdings" w:hAnsi="Wingdings" w:hint="default"/>
+        <w:sz w:val="20"/>
+      </w:rPr>
+    </w:lvl>
+    <w:lvl w:ilvl="7" w:tentative="1">
+      <w:start w:val="1"/>
+      <w:numFmt w:val="bullet"/>
+      <w:lvlText w:val=""/>
+      <w:lvlJc w:val="left"/>
+      <w:pPr>
+        <w:tabs>
+          <w:tab w:val="num" w:pos="5760"/>
+        </w:tabs>
+        <w:ind w:left="5760" w:hanging="360"/>
+      </w:pPr>
+      <w:rPr>
+        <w:rFonts w:ascii="Wingdings" w:hAnsi="Wingdings" w:hint="default"/>
+        <w:sz w:val="20"/>
+      </w:rPr>
+    </w:lvl>
+    <w:lvl w:ilvl="8" w:tentative="1">
+      <w:start w:val="1"/>
+      <w:numFmt w:val="bullet"/>
+      <w:lvlText w:val=""/>
+      <w:lvlJc w:val="left"/>
+      <w:pPr>
+        <w:tabs>
+          <w:tab w:val="num" w:pos="6480"/>
+        </w:tabs>
+        <w:ind w:left="6480" w:hanging="360"/>
+      </w:pPr>
+      <w:rPr>
+        <w:rFonts w:ascii="Wingdings" w:hAnsi="Wingdings" w:hint="default"/>
+        <w:sz w:val="20"/>
+      </w:rPr>
+    </w:lvl>
+  </w:abstractNum>
+  <w:abstractNum w:abstractNumId="11" w15:restartNumberingAfterBreak="0">
+    <w:nsid w:val="3F50322B"/>
+    <w:multiLevelType w:val="multilevel"/>
+    <w:tmpl w:val="FFFFFFFF"/>
+    <w:lvl w:ilvl="0">
+      <w:start w:val="1"/>
+      <w:numFmt w:val="bullet"/>
+      <w:lvlText w:val=""/>
+      <w:lvlJc w:val="left"/>
+      <w:pPr>
+        <w:tabs>
+          <w:tab w:val="num" w:pos="720"/>
+        </w:tabs>
+        <w:ind w:left="720" w:hanging="360"/>
+      </w:pPr>
+      <w:rPr>
+        <w:rFonts w:ascii="Symbol" w:hAnsi="Symbol" w:hint="default"/>
+        <w:sz w:val="20"/>
+      </w:rPr>
+    </w:lvl>
+    <w:lvl w:ilvl="1">
+      <w:start w:val="1"/>
+      <w:numFmt w:val="bullet"/>
+      <w:lvlText w:val="o"/>
+      <w:lvlJc w:val="left"/>
+      <w:pPr>
+        <w:tabs>
+          <w:tab w:val="num" w:pos="1440"/>
+        </w:tabs>
+        <w:ind w:left="1440" w:hanging="360"/>
+      </w:pPr>
+      <w:rPr>
+        <w:rFonts w:ascii="Courier New" w:hAnsi="Courier New" w:hint="default"/>
+        <w:sz w:val="20"/>
+      </w:rPr>
+    </w:lvl>
+    <w:lvl w:ilvl="2" w:tentative="1">
+      <w:start w:val="1"/>
+      <w:numFmt w:val="bullet"/>
+      <w:lvlText w:val=""/>
+      <w:lvlJc w:val="left"/>
+      <w:pPr>
+        <w:tabs>
+          <w:tab w:val="num" w:pos="2160"/>
+        </w:tabs>
+        <w:ind w:left="2160" w:hanging="360"/>
+      </w:pPr>
+      <w:rPr>
+        <w:rFonts w:ascii="Wingdings" w:hAnsi="Wingdings" w:hint="default"/>
+        <w:sz w:val="20"/>
+      </w:rPr>
+    </w:lvl>
+    <w:lvl w:ilvl="3" w:tentative="1">
+      <w:start w:val="1"/>
+      <w:numFmt w:val="bullet"/>
+      <w:lvlText w:val=""/>
+      <w:lvlJc w:val="left"/>
+      <w:pPr>
+        <w:tabs>
+          <w:tab w:val="num" w:pos="2880"/>
+        </w:tabs>
+        <w:ind w:left="2880" w:hanging="360"/>
+      </w:pPr>
+      <w:rPr>
+        <w:rFonts w:ascii="Wingdings" w:hAnsi="Wingdings" w:hint="default"/>
+        <w:sz w:val="20"/>
+      </w:rPr>
+    </w:lvl>
+    <w:lvl w:ilvl="4" w:tentative="1">
+      <w:start w:val="1"/>
+      <w:numFmt w:val="bullet"/>
+      <w:lvlText w:val=""/>
+      <w:lvlJc w:val="left"/>
+      <w:pPr>
+        <w:tabs>
+          <w:tab w:val="num" w:pos="3600"/>
+        </w:tabs>
+        <w:ind w:left="3600" w:hanging="360"/>
+      </w:pPr>
+      <w:rPr>
+        <w:rFonts w:ascii="Wingdings" w:hAnsi="Wingdings" w:hint="default"/>
+        <w:sz w:val="20"/>
+      </w:rPr>
+    </w:lvl>
+    <w:lvl w:ilvl="5" w:tentative="1">
+      <w:start w:val="1"/>
+      <w:numFmt w:val="bullet"/>
+      <w:lvlText w:val=""/>
+      <w:lvlJc w:val="left"/>
+      <w:pPr>
+        <w:tabs>
+          <w:tab w:val="num" w:pos="4320"/>
+        </w:tabs>
+        <w:ind w:left="4320" w:hanging="360"/>
+      </w:pPr>
+      <w:rPr>
+        <w:rFonts w:ascii="Wingdings" w:hAnsi="Wingdings" w:hint="default"/>
+        <w:sz w:val="20"/>
+      </w:rPr>
+    </w:lvl>
+    <w:lvl w:ilvl="6" w:tentative="1">
+      <w:start w:val="1"/>
+      <w:numFmt w:val="bullet"/>
+      <w:lvlText w:val=""/>
+      <w:lvlJc w:val="left"/>
+      <w:pPr>
+        <w:tabs>
+          <w:tab w:val="num" w:pos="5040"/>
+        </w:tabs>
+        <w:ind w:left="5040" w:hanging="360"/>
+      </w:pPr>
+      <w:rPr>
+        <w:rFonts w:ascii="Wingdings" w:hAnsi="Wingdings" w:hint="default"/>
+        <w:sz w:val="20"/>
+      </w:rPr>
+    </w:lvl>
+    <w:lvl w:ilvl="7" w:tentative="1">
+      <w:start w:val="1"/>
+      <w:numFmt w:val="bullet"/>
+      <w:lvlText w:val=""/>
+      <w:lvlJc w:val="left"/>
+      <w:pPr>
+        <w:tabs>
+          <w:tab w:val="num" w:pos="5760"/>
+        </w:tabs>
+        <w:ind w:left="5760" w:hanging="360"/>
+      </w:pPr>
+      <w:rPr>
+        <w:rFonts w:ascii="Wingdings" w:hAnsi="Wingdings" w:hint="default"/>
+        <w:sz w:val="20"/>
+      </w:rPr>
+    </w:lvl>
+    <w:lvl w:ilvl="8" w:tentative="1">
+      <w:start w:val="1"/>
+      <w:numFmt w:val="bullet"/>
+      <w:lvlText w:val=""/>
+      <w:lvlJc w:val="left"/>
+      <w:pPr>
+        <w:tabs>
+          <w:tab w:val="num" w:pos="6480"/>
+        </w:tabs>
+        <w:ind w:left="6480" w:hanging="360"/>
+      </w:pPr>
+      <w:rPr>
+        <w:rFonts w:ascii="Wingdings" w:hAnsi="Wingdings" w:hint="default"/>
+        <w:sz w:val="20"/>
+      </w:rPr>
+    </w:lvl>
+  </w:abstractNum>
+  <w:abstractNum w:abstractNumId="12" w15:restartNumberingAfterBreak="0">
+    <w:nsid w:val="74B06707"/>
+    <w:multiLevelType w:val="multilevel"/>
+    <w:tmpl w:val="FFFFFFFF"/>
+    <w:lvl w:ilvl="0">
+      <w:start w:val="1"/>
+      <w:numFmt w:val="bullet"/>
+      <w:lvlText w:val=""/>
+      <w:lvlJc w:val="left"/>
+      <w:pPr>
+        <w:tabs>
+          <w:tab w:val="num" w:pos="720"/>
+        </w:tabs>
+        <w:ind w:left="720" w:hanging="360"/>
+      </w:pPr>
+      <w:rPr>
+        <w:rFonts w:ascii="Symbol" w:hAnsi="Symbol" w:hint="default"/>
+        <w:sz w:val="20"/>
+      </w:rPr>
+    </w:lvl>
+    <w:lvl w:ilvl="1">
+      <w:start w:val="1"/>
+      <w:numFmt w:val="bullet"/>
+      <w:lvlText w:val="o"/>
+      <w:lvlJc w:val="left"/>
+      <w:pPr>
+        <w:tabs>
+          <w:tab w:val="num" w:pos="1440"/>
+        </w:tabs>
+        <w:ind w:left="1440" w:hanging="360"/>
+      </w:pPr>
+      <w:rPr>
+        <w:rFonts w:ascii="Courier New" w:hAnsi="Courier New" w:hint="default"/>
+        <w:sz w:val="20"/>
+      </w:rPr>
+    </w:lvl>
+    <w:lvl w:ilvl="2">
+      <w:start w:val="1"/>
+      <w:numFmt w:val="bullet"/>
+      <w:lvlText w:val=""/>
+      <w:lvlJc w:val="left"/>
+      <w:pPr>
+        <w:tabs>
+          <w:tab w:val="num" w:pos="2160"/>
+        </w:tabs>
+        <w:ind w:left="2160" w:hanging="360"/>
+      </w:pPr>
+      <w:rPr>
+        <w:rFonts w:ascii="Wingdings" w:hAnsi="Wingdings" w:hint="default"/>
+        <w:sz w:val="20"/>
+      </w:rPr>
+    </w:lvl>
+    <w:lvl w:ilvl="3" w:tentative="1">
+      <w:start w:val="1"/>
+      <w:numFmt w:val="bullet"/>
+      <w:lvlText w:val=""/>
+      <w:lvlJc w:val="left"/>
+      <w:pPr>
+        <w:tabs>
+          <w:tab w:val="num" w:pos="2880"/>
+        </w:tabs>
+        <w:ind w:left="2880" w:hanging="360"/>
+      </w:pPr>
+      <w:rPr>
+        <w:rFonts w:ascii="Wingdings" w:hAnsi="Wingdings" w:hint="default"/>
+        <w:sz w:val="20"/>
+      </w:rPr>
+    </w:lvl>
+    <w:lvl w:ilvl="4" w:tentative="1">
+      <w:start w:val="1"/>
+      <w:numFmt w:val="bullet"/>
+      <w:lvlText w:val=""/>
+      <w:lvlJc w:val="left"/>
+      <w:pPr>
+        <w:tabs>
+          <w:tab w:val="num" w:pos="3600"/>
+        </w:tabs>
+        <w:ind w:left="3600" w:hanging="360"/>
+      </w:pPr>
+      <w:rPr>
+        <w:rFonts w:ascii="Wingdings" w:hAnsi="Wingdings" w:hint="default"/>
+        <w:sz w:val="20"/>
+      </w:rPr>
+    </w:lvl>
+    <w:lvl w:ilvl="5" w:tentative="1">
+      <w:start w:val="1"/>
+      <w:numFmt w:val="bullet"/>
+      <w:lvlText w:val=""/>
+      <w:lvlJc w:val="left"/>
+      <w:pPr>
+        <w:tabs>
+          <w:tab w:val="num" w:pos="4320"/>
+        </w:tabs>
+        <w:ind w:left="4320" w:hanging="360"/>
+      </w:pPr>
+      <w:rPr>
+        <w:rFonts w:ascii="Wingdings" w:hAnsi="Wingdings" w:hint="default"/>
+        <w:sz w:val="20"/>
+      </w:rPr>
+    </w:lvl>
+    <w:lvl w:ilvl="6" w:tentative="1">
+      <w:start w:val="1"/>
+      <w:numFmt w:val="bullet"/>
+      <w:lvlText w:val=""/>
+      <w:lvlJc w:val="left"/>
+      <w:pPr>
+        <w:tabs>
+          <w:tab w:val="num" w:pos="5040"/>
+        </w:tabs>
+        <w:ind w:left="5040" w:hanging="360"/>
+      </w:pPr>
+      <w:rPr>
+        <w:rFonts w:ascii="Wingdings" w:hAnsi="Wingdings" w:hint="default"/>
+        <w:sz w:val="20"/>
+      </w:rPr>
+    </w:lvl>
+    <w:lvl w:ilvl="7" w:tentative="1">
+      <w:start w:val="1"/>
+      <w:numFmt w:val="bullet"/>
+      <w:lvlText w:val=""/>
+      <w:lvlJc w:val="left"/>
+      <w:pPr>
+        <w:tabs>
+          <w:tab w:val="num" w:pos="5760"/>
+        </w:tabs>
+        <w:ind w:left="5760" w:hanging="360"/>
+      </w:pPr>
+      <w:rPr>
+        <w:rFonts w:ascii="Wingdings" w:hAnsi="Wingdings" w:hint="default"/>
+        <w:sz w:val="20"/>
+      </w:rPr>
+    </w:lvl>
+    <w:lvl w:ilvl="8" w:tentative="1">
+      <w:start w:val="1"/>
+      <w:numFmt w:val="bullet"/>
+      <w:lvlText w:val=""/>
+      <w:lvlJc w:val="left"/>
+      <w:pPr>
+        <w:tabs>
+          <w:tab w:val="num" w:pos="6480"/>
+        </w:tabs>
+        <w:ind w:left="6480" w:hanging="360"/>
+      </w:pPr>
+      <w:rPr>
+        <w:rFonts w:ascii="Wingdings" w:hAnsi="Wingdings" w:hint="default"/>
+        <w:sz w:val="20"/>
+      </w:rPr>
+    </w:lvl>
+  </w:abstractNum>
+  <w:abstractNum w:abstractNumId="13" w15:restartNumberingAfterBreak="0">
+    <w:nsid w:val="75DB293E"/>
+    <w:multiLevelType w:val="multilevel"/>
+    <w:tmpl w:val="FFFFFFFF"/>
+    <w:lvl w:ilvl="0">
+      <w:start w:val="1"/>
+      <w:numFmt w:val="bullet"/>
+      <w:lvlText w:val=""/>
+      <w:lvlJc w:val="left"/>
+      <w:pPr>
+        <w:tabs>
+          <w:tab w:val="num" w:pos="720"/>
+        </w:tabs>
+        <w:ind w:left="720" w:hanging="360"/>
+      </w:pPr>
+      <w:rPr>
+        <w:rFonts w:ascii="Symbol" w:hAnsi="Symbol" w:hint="default"/>
+        <w:sz w:val="20"/>
+      </w:rPr>
+    </w:lvl>
+    <w:lvl w:ilvl="1">
+      <w:start w:val="1"/>
+      <w:numFmt w:val="bullet"/>
+      <w:lvlText w:val="o"/>
+      <w:lvlJc w:val="left"/>
+      <w:pPr>
+        <w:tabs>
+          <w:tab w:val="num" w:pos="1440"/>
+        </w:tabs>
+        <w:ind w:left="1440" w:hanging="360"/>
+      </w:pPr>
+      <w:rPr>
+        <w:rFonts w:ascii="Courier New" w:hAnsi="Courier New" w:hint="default"/>
+        <w:sz w:val="20"/>
+      </w:rPr>
+    </w:lvl>
+    <w:lvl w:ilvl="2">
+      <w:start w:val="1"/>
+      <w:numFmt w:val="bullet"/>
+      <w:lvlText w:val=""/>
+      <w:lvlJc w:val="left"/>
+      <w:pPr>
+        <w:tabs>
+          <w:tab w:val="num" w:pos="2160"/>
+        </w:tabs>
+        <w:ind w:left="2160" w:hanging="360"/>
+      </w:pPr>
+      <w:rPr>
+        <w:rFonts w:ascii="Wingdings" w:hAnsi="Wingdings" w:hint="default"/>
+        <w:sz w:val="20"/>
+      </w:rPr>
+    </w:lvl>
+    <w:lvl w:ilvl="3" w:tentative="1">
+      <w:start w:val="1"/>
+      <w:numFmt w:val="bullet"/>
+      <w:lvlText w:val=""/>
+      <w:lvlJc w:val="left"/>
+      <w:pPr>
+        <w:tabs>
+          <w:tab w:val="num" w:pos="2880"/>
+        </w:tabs>
+        <w:ind w:left="2880" w:hanging="360"/>
+      </w:pPr>
+      <w:rPr>
+        <w:rFonts w:ascii="Wingdings" w:hAnsi="Wingdings" w:hint="default"/>
+        <w:sz w:val="20"/>
+      </w:rPr>
+    </w:lvl>
+    <w:lvl w:ilvl="4" w:tentative="1">
+      <w:start w:val="1"/>
+      <w:numFmt w:val="bullet"/>
+      <w:lvlText w:val=""/>
+      <w:lvlJc w:val="left"/>
+      <w:pPr>
+        <w:tabs>
+          <w:tab w:val="num" w:pos="3600"/>
+        </w:tabs>
+        <w:ind w:left="3600" w:hanging="360"/>
+      </w:pPr>
+      <w:rPr>
+        <w:rFonts w:ascii="Wingdings" w:hAnsi="Wingdings" w:hint="default"/>
+        <w:sz w:val="20"/>
+      </w:rPr>
+    </w:lvl>
+    <w:lvl w:ilvl="5" w:tentative="1">
+      <w:start w:val="1"/>
+      <w:numFmt w:val="bullet"/>
+      <w:lvlText w:val=""/>
+      <w:lvlJc w:val="left"/>
+      <w:pPr>
+        <w:tabs>
+          <w:tab w:val="num" w:pos="4320"/>
+        </w:tabs>
+        <w:ind w:left="4320" w:hanging="360"/>
+      </w:pPr>
+      <w:rPr>
+        <w:rFonts w:ascii="Wingdings" w:hAnsi="Wingdings" w:hint="default"/>
+        <w:sz w:val="20"/>
+      </w:rPr>
+    </w:lvl>
+    <w:lvl w:ilvl="6" w:tentative="1">
+      <w:start w:val="1"/>
+      <w:numFmt w:val="bullet"/>
+      <w:lvlText w:val=""/>
+      <w:lvlJc w:val="left"/>
+      <w:pPr>
+        <w:tabs>
+          <w:tab w:val="num" w:pos="5040"/>
+        </w:tabs>
+        <w:ind w:left="5040" w:hanging="360"/>
+      </w:pPr>
+      <w:rPr>
+        <w:rFonts w:ascii="Wingdings" w:hAnsi="Wingdings" w:hint="default"/>
+        <w:sz w:val="20"/>
+      </w:rPr>
+    </w:lvl>
+    <w:lvl w:ilvl="7" w:tentative="1">
+      <w:start w:val="1"/>
+      <w:numFmt w:val="bullet"/>
+      <w:lvlText w:val=""/>
+      <w:lvlJc w:val="left"/>
+      <w:pPr>
+        <w:tabs>
+          <w:tab w:val="num" w:pos="5760"/>
+        </w:tabs>
+        <w:ind w:left="5760" w:hanging="360"/>
+      </w:pPr>
+      <w:rPr>
+        <w:rFonts w:ascii="Wingdings" w:hAnsi="Wingdings" w:hint="default"/>
+        <w:sz w:val="20"/>
+      </w:rPr>
+    </w:lvl>
+    <w:lvl w:ilvl="8" w:tentative="1">
+      <w:start w:val="1"/>
+      <w:numFmt w:val="bullet"/>
+      <w:lvlText w:val=""/>
+      <w:lvlJc w:val="left"/>
+      <w:pPr>
+        <w:tabs>
+          <w:tab w:val="num" w:pos="6480"/>
+        </w:tabs>
+        <w:ind w:left="6480" w:hanging="360"/>
+      </w:pPr>
+      <w:rPr>
+        <w:rFonts w:ascii="Wingdings" w:hAnsi="Wingdings" w:hint="default"/>
+        <w:sz w:val="20"/>
+      </w:rPr>
+    </w:lvl>
+  </w:abstractNum>
   <w:num w:numId="1" w16cid:durableId="115294165">
     <w:abstractNumId w:val="8"/>
   </w:num>
@@ -3086,6 +6889,21 @@
   </w:num>
   <w:num w:numId="9" w16cid:durableId="2136169238">
     <w:abstractNumId w:val="0"/>
+  </w:num>
+  <w:num w:numId="10" w16cid:durableId="838079637">
+    <w:abstractNumId w:val="10"/>
+  </w:num>
+  <w:num w:numId="11" w16cid:durableId="1282686803">
+    <w:abstractNumId w:val="13"/>
+  </w:num>
+  <w:num w:numId="12" w16cid:durableId="317614381">
+    <w:abstractNumId w:val="12"/>
+  </w:num>
+  <w:num w:numId="13" w16cid:durableId="1035077571">
+    <w:abstractNumId w:val="11"/>
+  </w:num>
+  <w:num w:numId="14" w16cid:durableId="1783645277">
+    <w:abstractNumId w:val="9"/>
   </w:num>
 </w:numbering>
 </file>
@@ -3262,7 +7080,7 @@
     <w:lsdException w:name="Table Web 2" w:semiHidden="1" w:unhideWhenUsed="1"/>
     <w:lsdException w:name="Table Web 3" w:semiHidden="1" w:unhideWhenUsed="1"/>
     <w:lsdException w:name="Balloon Text" w:semiHidden="1" w:unhideWhenUsed="1"/>
-    <w:lsdException w:name="Table Grid" w:uiPriority="59"/>
+    <w:lsdException w:name="Table Grid" w:uiPriority="39"/>
     <w:lsdException w:name="Table Theme" w:semiHidden="1" w:unhideWhenUsed="1"/>
     <w:lsdException w:name="Placeholder Text" w:semiHidden="1"/>
     <w:lsdException w:name="No Spacing" w:uiPriority="1" w:qFormat="1"/>
@@ -4422,7 +8240,7 @@
   <w:style w:type="table" w:styleId="TableGrid">
     <w:name w:val="Table Grid"/>
     <w:basedOn w:val="TableNormal"/>
-    <w:uiPriority w:val="59"/>
+    <w:uiPriority w:val="39"/>
     <w:rsid w:val="00FC693F"/>
     <w:pPr>
       <w:spacing w:after="0" w:line="240" w:lineRule="auto"/>
